--- a/Tp2.docx
+++ b/Tp2.docx
@@ -7,15 +7,6 @@
         <w:pBdr/>
         <w:spacing/>
         <w:ind/>
-        <w:rPr>
-          <w:b/>
-          <w:bCs/>
-          <w:sz w:val="24"/>
-          <w:szCs w:val="24"/>
-          <w:highlight w:val="none"/>
-        </w:rPr>
-      </w:pPr>
-      <w:r>
         <w:rPr>
           <w:b/>
           <w:bCs/>
@@ -24,8 +15,7 @@
           <w:highlight w:val="none"/>
           <w:lang w:val="es-ES"/>
         </w:rPr>
-        <w:t xml:space="preserve">Arduiono LCD </w:t>
-      </w:r>
+      </w:pPr>
       <w:r>
         <w:rPr>
           <w:b/>
@@ -35,7 +25,93 @@
           <w:highlight w:val="none"/>
           <w:lang w:val="es-ES"/>
         </w:rPr>
+      </w:r>
+      <w:r>
+        <w:rPr>
+          <w:b/>
+          <w:bCs/>
+          <w:sz w:val="24"/>
+          <w:szCs w:val="24"/>
+          <w:highlight w:val="none"/>
+          <w:lang w:val="es-ES"/>
+        </w:rPr>
+        <w:t xml:space="preserve">https://github.com/lucciano-re/Inf2-TP2-2026</w:t>
+      </w:r>
+      <w:r>
+        <w:rPr>
+          <w:b/>
+          <w:bCs/>
+          <w:sz w:val="24"/>
+          <w:szCs w:val="24"/>
+          <w:highlight w:val="none"/>
+          <w:lang w:val="es-ES"/>
+        </w:rPr>
+      </w:r>
+      <w:r>
+        <w:rPr>
+          <w:b/>
+          <w:bCs/>
+          <w:sz w:val="24"/>
+          <w:szCs w:val="24"/>
+          <w:highlight w:val="none"/>
+          <w:lang w:val="es-ES"/>
+        </w:rPr>
+      </w:r>
+      <w:r>
+        <w:rPr>
+          <w:b/>
+          <w:bCs/>
+          <w:sz w:val="24"/>
+          <w:szCs w:val="24"/>
+          <w:highlight w:val="none"/>
+          <w:lang w:val="es-ES"/>
+        </w:rPr>
+      </w:r>
+    </w:p>
+    <w:p>
+      <w:pPr>
+        <w:pBdr/>
+        <w:spacing/>
+        <w:ind/>
+        <w:rPr>
+          <w:b/>
+          <w:bCs/>
+          <w:sz w:val="24"/>
+          <w:szCs w:val="24"/>
+          <w:highlight w:val="none"/>
+          <w:lang w:val="es-ES"/>
+        </w:rPr>
+      </w:pPr>
+      <w:r>
+        <w:rPr>
+          <w:b/>
+          <w:bCs/>
+          <w:sz w:val="24"/>
+          <w:szCs w:val="24"/>
+          <w:highlight w:val="none"/>
+          <w:lang w:val="es-ES"/>
+        </w:rPr>
+        <w:t xml:space="preserve">Arduiono LCD </w:t>
+      </w:r>
+      <w:r>
+        <w:rPr>
+          <w:b/>
+          <w:bCs/>
+          <w:sz w:val="24"/>
+          <w:szCs w:val="24"/>
+          <w:highlight w:val="none"/>
+          <w:lang w:val="es-ES"/>
+        </w:rPr>
         <w:t xml:space="preserve">I2C</w:t>
+      </w:r>
+      <w:r>
+        <w:rPr>
+          <w:b/>
+          <w:bCs/>
+          <w:sz w:val="24"/>
+          <w:szCs w:val="24"/>
+          <w:highlight w:val="none"/>
+        </w:rPr>
       </w:r>
       <w:r>
         <w:rPr>
@@ -130,6 +206,11 @@
           <w:highlight w:val="none"/>
         </w:rPr>
       </w:r>
+      <w:r>
+        <w:rPr>
+          <w:highlight w:val="none"/>
+        </w:rPr>
+      </w:r>
     </w:p>
     <w:p>
       <w:pPr>
@@ -155,6 +236,12 @@
           <w:szCs w:val="16"/>
         </w:rPr>
       </w:r>
+      <w:r>
+        <w:rPr>
+          <w:sz w:val="16"/>
+          <w:szCs w:val="16"/>
+        </w:rPr>
+      </w:r>
     </w:p>
     <w:p>
       <w:pPr>
@@ -179,6 +266,12 @@
           <w:szCs w:val="16"/>
         </w:rPr>
       </w:r>
+      <w:r>
+        <w:rPr>
+          <w:sz w:val="16"/>
+          <w:szCs w:val="16"/>
+        </w:rPr>
+      </w:r>
     </w:p>
     <w:p>
       <w:pPr>
@@ -204,6 +297,12 @@
           <w:szCs w:val="16"/>
         </w:rPr>
       </w:r>
+      <w:r>
+        <w:rPr>
+          <w:sz w:val="16"/>
+          <w:szCs w:val="16"/>
+        </w:rPr>
+      </w:r>
     </w:p>
     <w:p>
       <w:pPr>
@@ -228,6 +327,12 @@
           <w:szCs w:val="16"/>
         </w:rPr>
       </w:r>
+      <w:r>
+        <w:rPr>
+          <w:sz w:val="16"/>
+          <w:szCs w:val="16"/>
+        </w:rPr>
+      </w:r>
     </w:p>
     <w:p>
       <w:pPr>
@@ -253,6 +358,12 @@
           <w:szCs w:val="16"/>
         </w:rPr>
       </w:r>
+      <w:r>
+        <w:rPr>
+          <w:sz w:val="16"/>
+          <w:szCs w:val="16"/>
+        </w:rPr>
+      </w:r>
     </w:p>
     <w:p>
       <w:pPr>
@@ -278,6 +389,12 @@
           <w:szCs w:val="16"/>
         </w:rPr>
       </w:r>
+      <w:r>
+        <w:rPr>
+          <w:sz w:val="16"/>
+          <w:szCs w:val="16"/>
+        </w:rPr>
+      </w:r>
     </w:p>
     <w:p>
       <w:pPr>
@@ -303,6 +420,12 @@
           <w:szCs w:val="16"/>
         </w:rPr>
       </w:r>
+      <w:r>
+        <w:rPr>
+          <w:sz w:val="16"/>
+          <w:szCs w:val="16"/>
+        </w:rPr>
+      </w:r>
     </w:p>
     <w:p>
       <w:pPr>
@@ -345,6 +468,12 @@
           <w:szCs w:val="16"/>
         </w:rPr>
       </w:r>
+      <w:r>
+        <w:rPr>
+          <w:sz w:val="16"/>
+          <w:szCs w:val="16"/>
+        </w:rPr>
+      </w:r>
     </w:p>
     <w:p>
       <w:pPr>
@@ -369,6 +498,12 @@
           <w:szCs w:val="16"/>
         </w:rPr>
       </w:r>
+      <w:r>
+        <w:rPr>
+          <w:sz w:val="16"/>
+          <w:szCs w:val="16"/>
+        </w:rPr>
+      </w:r>
     </w:p>
     <w:p>
       <w:pPr>
@@ -394,6 +529,12 @@
           <w:szCs w:val="16"/>
         </w:rPr>
       </w:r>
+      <w:r>
+        <w:rPr>
+          <w:sz w:val="16"/>
+          <w:szCs w:val="16"/>
+        </w:rPr>
+      </w:r>
     </w:p>
     <w:p>
       <w:pPr>
@@ -419,6 +560,12 @@
           <w:szCs w:val="16"/>
         </w:rPr>
       </w:r>
+      <w:r>
+        <w:rPr>
+          <w:sz w:val="16"/>
+          <w:szCs w:val="16"/>
+        </w:rPr>
+      </w:r>
     </w:p>
     <w:p>
       <w:pPr>
@@ -444,6 +591,12 @@
           <w:szCs w:val="16"/>
         </w:rPr>
       </w:r>
+      <w:r>
+        <w:rPr>
+          <w:sz w:val="16"/>
+          <w:szCs w:val="16"/>
+        </w:rPr>
+      </w:r>
     </w:p>
     <w:p>
       <w:pPr>
@@ -469,6 +622,12 @@
           <w:szCs w:val="16"/>
         </w:rPr>
       </w:r>
+      <w:r>
+        <w:rPr>
+          <w:sz w:val="16"/>
+          <w:szCs w:val="16"/>
+        </w:rPr>
+      </w:r>
     </w:p>
     <w:p>
       <w:pPr>
@@ -493,6 +652,12 @@
           <w:szCs w:val="16"/>
         </w:rPr>
       </w:r>
+      <w:r>
+        <w:rPr>
+          <w:sz w:val="16"/>
+          <w:szCs w:val="16"/>
+        </w:rPr>
+      </w:r>
     </w:p>
     <w:p>
       <w:pPr>
@@ -518,6 +683,12 @@
           <w:szCs w:val="16"/>
         </w:rPr>
       </w:r>
+      <w:r>
+        <w:rPr>
+          <w:sz w:val="16"/>
+          <w:szCs w:val="16"/>
+        </w:rPr>
+      </w:r>
     </w:p>
     <w:p>
       <w:pPr>
@@ -543,6 +714,12 @@
           <w:szCs w:val="16"/>
         </w:rPr>
       </w:r>
+      <w:r>
+        <w:rPr>
+          <w:sz w:val="16"/>
+          <w:szCs w:val="16"/>
+        </w:rPr>
+      </w:r>
     </w:p>
     <w:p>
       <w:pPr>
@@ -568,6 +745,12 @@
           <w:szCs w:val="16"/>
         </w:rPr>
       </w:r>
+      <w:r>
+        <w:rPr>
+          <w:sz w:val="16"/>
+          <w:szCs w:val="16"/>
+        </w:rPr>
+      </w:r>
     </w:p>
     <w:p>
       <w:pPr>
@@ -593,6 +776,12 @@
           <w:szCs w:val="16"/>
         </w:rPr>
       </w:r>
+      <w:r>
+        <w:rPr>
+          <w:sz w:val="16"/>
+          <w:szCs w:val="16"/>
+        </w:rPr>
+      </w:r>
     </w:p>
     <w:p>
       <w:pPr>
@@ -617,6 +806,12 @@
           <w:szCs w:val="16"/>
         </w:rPr>
       </w:r>
+      <w:r>
+        <w:rPr>
+          <w:sz w:val="16"/>
+          <w:szCs w:val="16"/>
+        </w:rPr>
+      </w:r>
     </w:p>
     <w:p>
       <w:pPr>
@@ -642,6 +837,12 @@
           <w:szCs w:val="16"/>
         </w:rPr>
       </w:r>
+      <w:r>
+        <w:rPr>
+          <w:sz w:val="16"/>
+          <w:szCs w:val="16"/>
+        </w:rPr>
+      </w:r>
     </w:p>
     <w:p>
       <w:pPr>
@@ -667,6 +868,12 @@
           <w:szCs w:val="16"/>
         </w:rPr>
       </w:r>
+      <w:r>
+        <w:rPr>
+          <w:sz w:val="16"/>
+          <w:szCs w:val="16"/>
+        </w:rPr>
+      </w:r>
     </w:p>
     <w:p>
       <w:pPr>
@@ -692,6 +899,12 @@
           <w:szCs w:val="16"/>
         </w:rPr>
       </w:r>
+      <w:r>
+        <w:rPr>
+          <w:sz w:val="16"/>
+          <w:szCs w:val="16"/>
+        </w:rPr>
+      </w:r>
     </w:p>
     <w:p>
       <w:pPr>
@@ -717,6 +930,12 @@
           <w:szCs w:val="16"/>
         </w:rPr>
       </w:r>
+      <w:r>
+        <w:rPr>
+          <w:sz w:val="16"/>
+          <w:szCs w:val="16"/>
+        </w:rPr>
+      </w:r>
     </w:p>
     <w:p>
       <w:pPr>
@@ -742,6 +961,12 @@
           <w:szCs w:val="16"/>
         </w:rPr>
       </w:r>
+      <w:r>
+        <w:rPr>
+          <w:sz w:val="16"/>
+          <w:szCs w:val="16"/>
+        </w:rPr>
+      </w:r>
     </w:p>
     <w:p>
       <w:pPr>
@@ -767,6 +992,12 @@
           <w:szCs w:val="16"/>
         </w:rPr>
       </w:r>
+      <w:r>
+        <w:rPr>
+          <w:sz w:val="16"/>
+          <w:szCs w:val="16"/>
+        </w:rPr>
+      </w:r>
     </w:p>
     <w:p>
       <w:pPr>
@@ -792,6 +1023,12 @@
           <w:szCs w:val="16"/>
         </w:rPr>
       </w:r>
+      <w:r>
+        <w:rPr>
+          <w:sz w:val="16"/>
+          <w:szCs w:val="16"/>
+        </w:rPr>
+      </w:r>
     </w:p>
     <w:p>
       <w:pPr>
@@ -817,6 +1054,12 @@
           <w:szCs w:val="16"/>
         </w:rPr>
       </w:r>
+      <w:r>
+        <w:rPr>
+          <w:sz w:val="16"/>
+          <w:szCs w:val="16"/>
+        </w:rPr>
+      </w:r>
     </w:p>
     <w:p>
       <w:pPr>
@@ -841,6 +1084,12 @@
           <w:szCs w:val="16"/>
         </w:rPr>
       </w:r>
+      <w:r>
+        <w:rPr>
+          <w:sz w:val="16"/>
+          <w:szCs w:val="16"/>
+        </w:rPr>
+      </w:r>
     </w:p>
     <w:p>
       <w:pPr>
@@ -866,6 +1115,12 @@
           <w:szCs w:val="16"/>
         </w:rPr>
       </w:r>
+      <w:r>
+        <w:rPr>
+          <w:sz w:val="16"/>
+          <w:szCs w:val="16"/>
+        </w:rPr>
+      </w:r>
     </w:p>
     <w:p>
       <w:pPr>
@@ -891,6 +1146,12 @@
           <w:szCs w:val="16"/>
         </w:rPr>
       </w:r>
+      <w:r>
+        <w:rPr>
+          <w:sz w:val="16"/>
+          <w:szCs w:val="16"/>
+        </w:rPr>
+      </w:r>
     </w:p>
     <w:p>
       <w:pPr>
@@ -916,6 +1177,12 @@
           <w:szCs w:val="16"/>
         </w:rPr>
       </w:r>
+      <w:r>
+        <w:rPr>
+          <w:sz w:val="16"/>
+          <w:szCs w:val="16"/>
+        </w:rPr>
+      </w:r>
     </w:p>
     <w:p>
       <w:pPr>
@@ -941,6 +1208,12 @@
           <w:szCs w:val="16"/>
         </w:rPr>
       </w:r>
+      <w:r>
+        <w:rPr>
+          <w:sz w:val="16"/>
+          <w:szCs w:val="16"/>
+        </w:rPr>
+      </w:r>
     </w:p>
     <w:p>
       <w:pPr>
@@ -966,6 +1239,12 @@
           <w:szCs w:val="16"/>
         </w:rPr>
       </w:r>
+      <w:r>
+        <w:rPr>
+          <w:sz w:val="16"/>
+          <w:szCs w:val="16"/>
+        </w:rPr>
+      </w:r>
     </w:p>
     <w:p>
       <w:pPr>
@@ -991,6 +1270,12 @@
           <w:szCs w:val="16"/>
         </w:rPr>
       </w:r>
+      <w:r>
+        <w:rPr>
+          <w:sz w:val="16"/>
+          <w:szCs w:val="16"/>
+        </w:rPr>
+      </w:r>
     </w:p>
     <w:p>
       <w:pPr>
@@ -1015,6 +1300,12 @@
           <w:szCs w:val="16"/>
         </w:rPr>
       </w:r>
+      <w:r>
+        <w:rPr>
+          <w:sz w:val="16"/>
+          <w:szCs w:val="16"/>
+        </w:rPr>
+      </w:r>
     </w:p>
     <w:p>
       <w:pPr>
@@ -1040,6 +1331,12 @@
           <w:szCs w:val="16"/>
         </w:rPr>
       </w:r>
+      <w:r>
+        <w:rPr>
+          <w:sz w:val="16"/>
+          <w:szCs w:val="16"/>
+        </w:rPr>
+      </w:r>
     </w:p>
     <w:p>
       <w:pPr>
@@ -1065,6 +1362,12 @@
           <w:szCs w:val="16"/>
         </w:rPr>
       </w:r>
+      <w:r>
+        <w:rPr>
+          <w:sz w:val="16"/>
+          <w:szCs w:val="16"/>
+        </w:rPr>
+      </w:r>
     </w:p>
     <w:p>
       <w:pPr>
@@ -1089,6 +1392,12 @@
           <w:szCs w:val="16"/>
         </w:rPr>
       </w:r>
+      <w:r>
+        <w:rPr>
+          <w:sz w:val="16"/>
+          <w:szCs w:val="16"/>
+        </w:rPr>
+      </w:r>
     </w:p>
     <w:p>
       <w:pPr>
@@ -1114,6 +1423,12 @@
           <w:szCs w:val="16"/>
         </w:rPr>
       </w:r>
+      <w:r>
+        <w:rPr>
+          <w:sz w:val="16"/>
+          <w:szCs w:val="16"/>
+        </w:rPr>
+      </w:r>
     </w:p>
     <w:p>
       <w:pPr>
@@ -1139,6 +1454,12 @@
           <w:szCs w:val="16"/>
         </w:rPr>
       </w:r>
+      <w:r>
+        <w:rPr>
+          <w:sz w:val="16"/>
+          <w:szCs w:val="16"/>
+        </w:rPr>
+      </w:r>
     </w:p>
     <w:p>
       <w:pPr>
@@ -1164,6 +1485,12 @@
           <w:szCs w:val="16"/>
         </w:rPr>
       </w:r>
+      <w:r>
+        <w:rPr>
+          <w:sz w:val="16"/>
+          <w:szCs w:val="16"/>
+        </w:rPr>
+      </w:r>
     </w:p>
     <w:p>
       <w:pPr>
@@ -1189,6 +1516,12 @@
           <w:szCs w:val="16"/>
         </w:rPr>
       </w:r>
+      <w:r>
+        <w:rPr>
+          <w:sz w:val="16"/>
+          <w:szCs w:val="16"/>
+        </w:rPr>
+      </w:r>
     </w:p>
     <w:p>
       <w:pPr>
@@ -1214,6 +1547,12 @@
           <w:szCs w:val="16"/>
         </w:rPr>
       </w:r>
+      <w:r>
+        <w:rPr>
+          <w:sz w:val="16"/>
+          <w:szCs w:val="16"/>
+        </w:rPr>
+      </w:r>
     </w:p>
     <w:p>
       <w:pPr>
@@ -1239,6 +1578,12 @@
           <w:szCs w:val="16"/>
         </w:rPr>
       </w:r>
+      <w:r>
+        <w:rPr>
+          <w:sz w:val="16"/>
+          <w:szCs w:val="16"/>
+        </w:rPr>
+      </w:r>
     </w:p>
     <w:p>
       <w:pPr>
@@ -1264,6 +1609,12 @@
           <w:szCs w:val="16"/>
         </w:rPr>
       </w:r>
+      <w:r>
+        <w:rPr>
+          <w:sz w:val="16"/>
+          <w:szCs w:val="16"/>
+        </w:rPr>
+      </w:r>
     </w:p>
     <w:p>
       <w:pPr>
@@ -1289,6 +1640,12 @@
           <w:szCs w:val="16"/>
         </w:rPr>
       </w:r>
+      <w:r>
+        <w:rPr>
+          <w:sz w:val="16"/>
+          <w:szCs w:val="16"/>
+        </w:rPr>
+      </w:r>
     </w:p>
     <w:p>
       <w:pPr>
@@ -1314,6 +1671,12 @@
           <w:szCs w:val="16"/>
         </w:rPr>
       </w:r>
+      <w:r>
+        <w:rPr>
+          <w:sz w:val="16"/>
+          <w:szCs w:val="16"/>
+        </w:rPr>
+      </w:r>
     </w:p>
     <w:p>
       <w:pPr>
@@ -1339,6 +1702,12 @@
           <w:szCs w:val="16"/>
         </w:rPr>
       </w:r>
+      <w:r>
+        <w:rPr>
+          <w:sz w:val="16"/>
+          <w:szCs w:val="16"/>
+        </w:rPr>
+      </w:r>
     </w:p>
     <w:p>
       <w:pPr>
@@ -1364,6 +1733,12 @@
           <w:szCs w:val="16"/>
         </w:rPr>
       </w:r>
+      <w:r>
+        <w:rPr>
+          <w:sz w:val="16"/>
+          <w:szCs w:val="16"/>
+        </w:rPr>
+      </w:r>
     </w:p>
     <w:p>
       <w:pPr>
@@ -1389,6 +1764,12 @@
           <w:szCs w:val="16"/>
         </w:rPr>
       </w:r>
+      <w:r>
+        <w:rPr>
+          <w:sz w:val="16"/>
+          <w:szCs w:val="16"/>
+        </w:rPr>
+      </w:r>
     </w:p>
     <w:p>
       <w:pPr>
@@ -1414,6 +1795,12 @@
           <w:szCs w:val="16"/>
         </w:rPr>
       </w:r>
+      <w:r>
+        <w:rPr>
+          <w:sz w:val="16"/>
+          <w:szCs w:val="16"/>
+        </w:rPr>
+      </w:r>
     </w:p>
     <w:p>
       <w:pPr>
@@ -1439,6 +1826,12 @@
           <w:szCs w:val="16"/>
         </w:rPr>
       </w:r>
+      <w:r>
+        <w:rPr>
+          <w:sz w:val="16"/>
+          <w:szCs w:val="16"/>
+        </w:rPr>
+      </w:r>
     </w:p>
     <w:p>
       <w:pPr>
@@ -1464,6 +1857,12 @@
           <w:szCs w:val="16"/>
         </w:rPr>
       </w:r>
+      <w:r>
+        <w:rPr>
+          <w:sz w:val="16"/>
+          <w:szCs w:val="16"/>
+        </w:rPr>
+      </w:r>
     </w:p>
     <w:p>
       <w:pPr>
@@ -1489,6 +1888,12 @@
           <w:szCs w:val="16"/>
         </w:rPr>
       </w:r>
+      <w:r>
+        <w:rPr>
+          <w:sz w:val="16"/>
+          <w:szCs w:val="16"/>
+        </w:rPr>
+      </w:r>
     </w:p>
     <w:p>
       <w:pPr>
@@ -1514,6 +1919,12 @@
           <w:szCs w:val="16"/>
         </w:rPr>
       </w:r>
+      <w:r>
+        <w:rPr>
+          <w:sz w:val="16"/>
+          <w:szCs w:val="16"/>
+        </w:rPr>
+      </w:r>
     </w:p>
     <w:p>
       <w:pPr>
@@ -1539,6 +1950,12 @@
           <w:szCs w:val="16"/>
         </w:rPr>
       </w:r>
+      <w:r>
+        <w:rPr>
+          <w:sz w:val="16"/>
+          <w:szCs w:val="16"/>
+        </w:rPr>
+      </w:r>
     </w:p>
     <w:p>
       <w:pPr>
@@ -1564,6 +1981,12 @@
           <w:szCs w:val="16"/>
         </w:rPr>
       </w:r>
+      <w:r>
+        <w:rPr>
+          <w:sz w:val="16"/>
+          <w:szCs w:val="16"/>
+        </w:rPr>
+      </w:r>
     </w:p>
     <w:p>
       <w:pPr>
@@ -1588,6 +2011,12 @@
           <w:szCs w:val="16"/>
         </w:rPr>
       </w:r>
+      <w:r>
+        <w:rPr>
+          <w:sz w:val="16"/>
+          <w:szCs w:val="16"/>
+        </w:rPr>
+      </w:r>
     </w:p>
     <w:p>
       <w:pPr>
@@ -1606,6 +2035,12 @@
           <w:highlight w:val="none"/>
         </w:rPr>
         <w:t xml:space="preserve">  delay(2);</w:t>
+      </w:r>
+      <w:r>
+        <w:rPr>
+          <w:sz w:val="16"/>
+          <w:szCs w:val="16"/>
+        </w:rPr>
       </w:r>
       <w:r>
         <w:rPr>
@@ -1722,6 +2157,15 @@
           <w:highlight w:val="none"/>
         </w:rPr>
       </w:r>
+      <w:r>
+        <w:rPr>
+          <w:b/>
+          <w:bCs/>
+          <w:sz w:val="24"/>
+          <w:szCs w:val="24"/>
+          <w:highlight w:val="none"/>
+        </w:rPr>
+      </w:r>
     </w:p>
     <w:p>
       <w:pPr>
@@ -1734,13 +2178,6 @@
           <w:highlight w:val="none"/>
         </w:rPr>
       </w:pPr>
-      <w:r>
-        <w:rPr>
-          <w:sz w:val="16"/>
-          <w:szCs w:val="16"/>
-          <w:highlight w:val="none"/>
-        </w:rPr>
-      </w:r>
       <w:r>
         <w:rPr>
           <w:sz w:val="16"/>
@@ -2845,7 +3282,6 @@
         </w:rPr>
         <w:t xml:space="preserve">}</w:t>
       </w:r>
-      <w:r/>
       <w:r>
         <w:rPr>
           <w:sz w:val="16"/>
@@ -2934,6 +3370,15 @@
           <w:highlight w:val="none"/>
         </w:rPr>
       </w:r>
+      <w:r>
+        <w:rPr>
+          <w:b/>
+          <w:bCs/>
+          <w:sz w:val="24"/>
+          <w:szCs w:val="24"/>
+          <w:highlight w:val="none"/>
+        </w:rPr>
+      </w:r>
     </w:p>
     <w:p>
       <w:pPr>
@@ -6252,7 +6697,6 @@
         </w:rPr>
         <w:t xml:space="preserve">}</w:t>
       </w:r>
-      <w:r/>
       <w:r>
         <w:rPr>
           <w:b w:val="0"/>
@@ -6260,17 +6704,6 @@
           <w:sz w:val="16"/>
           <w:szCs w:val="16"/>
           <w:highlight w:val="none"/>
-          <w:lang w:val="es-ES"/>
-        </w:rPr>
-      </w:r>
-      <w:r>
-        <w:rPr>
-          <w:b/>
-          <w:bCs/>
-          <w:sz w:val="16"/>
-          <w:szCs w:val="16"/>
-          <w:highlight w:val="none"/>
-          <w:lang w:val="es-ES"/>
         </w:rPr>
       </w:r>
       <w:r>
@@ -6338,7 +6771,6 @@
         <w:ind/>
         <w:rPr/>
       </w:pPr>
-      <w:r/>
       <w:r>
         <w:separator/>
       </w:r>
@@ -6353,7 +6785,6 @@
         <w:ind/>
         <w:rPr/>
       </w:pPr>
-      <w:r/>
       <w:r>
         <w:continuationSeparator/>
       </w:r>
@@ -6373,7 +6804,6 @@
         <w:ind/>
         <w:rPr/>
       </w:pPr>
-      <w:r/>
       <w:r>
         <w:separator/>
       </w:r>
@@ -6388,7 +6818,6 @@
         <w:ind/>
         <w:rPr/>
       </w:pPr>
-      <w:r/>
       <w:r>
         <w:continuationSeparator/>
       </w:r>
@@ -6556,9 +6985,9 @@
     <w:lsdException w:name="Bibliography" w:uiPriority="37"/>
     <w:lsdException w:name="TOC Heading" w:uiPriority="39" w:qFormat="1"/>
   </w:latentStyles>
-  <w:style w:type="table" w:styleId="12">
+  <w:style w:type="table" w:styleId="701">
     <w:name w:val="Table Grid"/>
-    <w:basedOn w:val="665"/>
+    <w:basedOn w:val="887"/>
     <w:uiPriority w:val="59"/>
     <w:pPr>
       <w:pBdr/>
@@ -6755,9 +7184,9 @@
       </w:tcPr>
     </w:tblStylePr>
   </w:style>
-  <w:style w:type="table" w:styleId="13">
+  <w:style w:type="table" w:styleId="702">
     <w:name w:val="Table Grid Light"/>
-    <w:basedOn w:val="665"/>
+    <w:basedOn w:val="887"/>
     <w:uiPriority w:val="59"/>
     <w:pPr>
       <w:pBdr/>
@@ -6954,9 +7383,9 @@
       </w:tcPr>
     </w:tblStylePr>
   </w:style>
-  <w:style w:type="table" w:styleId="14">
+  <w:style w:type="table" w:styleId="703">
     <w:name w:val="Plain Table 1"/>
-    <w:basedOn w:val="665"/>
+    <w:basedOn w:val="887"/>
     <w:uiPriority w:val="59"/>
     <w:pPr>
       <w:pBdr/>
@@ -7179,9 +7608,9 @@
       </w:tcPr>
     </w:tblStylePr>
   </w:style>
-  <w:style w:type="table" w:styleId="15">
+  <w:style w:type="table" w:styleId="704">
     <w:name w:val="Plain Table 2"/>
-    <w:basedOn w:val="665"/>
+    <w:basedOn w:val="887"/>
     <w:uiPriority w:val="59"/>
     <w:pPr>
       <w:pBdr/>
@@ -7412,9 +7841,9 @@
       </w:tcPr>
     </w:tblStylePr>
   </w:style>
-  <w:style w:type="table" w:styleId="16">
+  <w:style w:type="table" w:styleId="705">
     <w:name w:val="Plain Table 3"/>
-    <w:basedOn w:val="665"/>
+    <w:basedOn w:val="887"/>
     <w:uiPriority w:val="99"/>
     <w:pPr>
       <w:pBdr/>
@@ -7642,9 +8071,9 @@
       </w:tcPr>
     </w:tblStylePr>
   </w:style>
-  <w:style w:type="table" w:styleId="17">
+  <w:style w:type="table" w:styleId="706">
     <w:name w:val="Plain Table 4"/>
-    <w:basedOn w:val="665"/>
+    <w:basedOn w:val="887"/>
     <w:uiPriority w:val="99"/>
     <w:pPr>
       <w:pBdr/>
@@ -7858,9 +8287,9 @@
       </w:tcPr>
     </w:tblStylePr>
   </w:style>
-  <w:style w:type="table" w:styleId="18">
+  <w:style w:type="table" w:styleId="707">
     <w:name w:val="Plain Table 5"/>
-    <w:basedOn w:val="665"/>
+    <w:basedOn w:val="887"/>
     <w:uiPriority w:val="99"/>
     <w:pPr>
       <w:pBdr/>
@@ -8091,9 +8520,9 @@
       </w:tcPr>
     </w:tblStylePr>
   </w:style>
-  <w:style w:type="table" w:styleId="19">
+  <w:style w:type="table" w:styleId="708">
     <w:name w:val="Grid Table 1 Light"/>
-    <w:basedOn w:val="665"/>
+    <w:basedOn w:val="887"/>
     <w:uiPriority w:val="99"/>
     <w:pPr>
       <w:pBdr/>
@@ -8314,9 +8743,9 @@
       </w:tcPr>
     </w:tblStylePr>
   </w:style>
-  <w:style w:type="table" w:styleId="20">
+  <w:style w:type="table" w:styleId="709">
     <w:name w:val="Grid Table 1 Light - Accent 1"/>
-    <w:basedOn w:val="665"/>
+    <w:basedOn w:val="887"/>
     <w:uiPriority w:val="99"/>
     <w:pPr>
       <w:pBdr/>
@@ -8537,9 +8966,9 @@
       </w:tcPr>
     </w:tblStylePr>
   </w:style>
-  <w:style w:type="table" w:styleId="21">
+  <w:style w:type="table" w:styleId="710">
     <w:name w:val="Grid Table 1 Light - Accent 2"/>
-    <w:basedOn w:val="665"/>
+    <w:basedOn w:val="887"/>
     <w:uiPriority w:val="99"/>
     <w:pPr>
       <w:pBdr/>
@@ -8760,9 +9189,9 @@
       </w:tcPr>
     </w:tblStylePr>
   </w:style>
-  <w:style w:type="table" w:styleId="22">
+  <w:style w:type="table" w:styleId="711">
     <w:name w:val="Grid Table 1 Light - Accent 3"/>
-    <w:basedOn w:val="665"/>
+    <w:basedOn w:val="887"/>
     <w:uiPriority w:val="99"/>
     <w:pPr>
       <w:pBdr/>
@@ -8983,9 +9412,9 @@
       </w:tcPr>
     </w:tblStylePr>
   </w:style>
-  <w:style w:type="table" w:styleId="23">
+  <w:style w:type="table" w:styleId="712">
     <w:name w:val="Grid Table 1 Light - Accent 4"/>
-    <w:basedOn w:val="665"/>
+    <w:basedOn w:val="887"/>
     <w:uiPriority w:val="99"/>
     <w:pPr>
       <w:pBdr/>
@@ -9206,9 +9635,9 @@
       </w:tcPr>
     </w:tblStylePr>
   </w:style>
-  <w:style w:type="table" w:styleId="24">
+  <w:style w:type="table" w:styleId="713">
     <w:name w:val="Grid Table 1 Light - Accent 5"/>
-    <w:basedOn w:val="665"/>
+    <w:basedOn w:val="887"/>
     <w:uiPriority w:val="99"/>
     <w:pPr>
       <w:pBdr/>
@@ -9429,9 +9858,9 @@
       </w:tcPr>
     </w:tblStylePr>
   </w:style>
-  <w:style w:type="table" w:styleId="25">
+  <w:style w:type="table" w:styleId="714">
     <w:name w:val="Grid Table 1 Light - Accent 6"/>
-    <w:basedOn w:val="665"/>
+    <w:basedOn w:val="887"/>
     <w:uiPriority w:val="99"/>
     <w:pPr>
       <w:pBdr/>
@@ -9652,9 +10081,9 @@
       </w:tcPr>
     </w:tblStylePr>
   </w:style>
-  <w:style w:type="table" w:styleId="26">
+  <w:style w:type="table" w:styleId="715">
     <w:name w:val="Grid Table 2"/>
-    <w:basedOn w:val="665"/>
+    <w:basedOn w:val="887"/>
     <w:uiPriority w:val="99"/>
     <w:pPr>
       <w:pBdr/>
@@ -9884,9 +10313,9 @@
       </w:tcPr>
     </w:tblStylePr>
   </w:style>
-  <w:style w:type="table" w:styleId="27">
+  <w:style w:type="table" w:styleId="716">
     <w:name w:val="Grid Table 2 - Accent 1"/>
-    <w:basedOn w:val="665"/>
+    <w:basedOn w:val="887"/>
     <w:uiPriority w:val="99"/>
     <w:pPr>
       <w:pBdr/>
@@ -10116,9 +10545,9 @@
       </w:tcPr>
     </w:tblStylePr>
   </w:style>
-  <w:style w:type="table" w:styleId="28">
+  <w:style w:type="table" w:styleId="717">
     <w:name w:val="Grid Table 2 - Accent 2"/>
-    <w:basedOn w:val="665"/>
+    <w:basedOn w:val="887"/>
     <w:uiPriority w:val="99"/>
     <w:pPr>
       <w:pBdr/>
@@ -10348,9 +10777,9 @@
       </w:tcPr>
     </w:tblStylePr>
   </w:style>
-  <w:style w:type="table" w:styleId="29">
+  <w:style w:type="table" w:styleId="718">
     <w:name w:val="Grid Table 2 - Accent 3"/>
-    <w:basedOn w:val="665"/>
+    <w:basedOn w:val="887"/>
     <w:uiPriority w:val="99"/>
     <w:pPr>
       <w:pBdr/>
@@ -10580,9 +11009,9 @@
       </w:tcPr>
     </w:tblStylePr>
   </w:style>
-  <w:style w:type="table" w:styleId="30">
+  <w:style w:type="table" w:styleId="719">
     <w:name w:val="Grid Table 2 - Accent 4"/>
-    <w:basedOn w:val="665"/>
+    <w:basedOn w:val="887"/>
     <w:uiPriority w:val="99"/>
     <w:pPr>
       <w:pBdr/>
@@ -10812,9 +11241,9 @@
       </w:tcPr>
     </w:tblStylePr>
   </w:style>
-  <w:style w:type="table" w:styleId="31">
+  <w:style w:type="table" w:styleId="720">
     <w:name w:val="Grid Table 2 - Accent 5"/>
-    <w:basedOn w:val="665"/>
+    <w:basedOn w:val="887"/>
     <w:uiPriority w:val="99"/>
     <w:pPr>
       <w:pBdr/>
@@ -11044,9 +11473,9 @@
       </w:tcPr>
     </w:tblStylePr>
   </w:style>
-  <w:style w:type="table" w:styleId="32">
+  <w:style w:type="table" w:styleId="721">
     <w:name w:val="Grid Table 2 - Accent 6"/>
-    <w:basedOn w:val="665"/>
+    <w:basedOn w:val="887"/>
     <w:uiPriority w:val="99"/>
     <w:pPr>
       <w:pBdr/>
@@ -11276,9 +11705,9 @@
       </w:tcPr>
     </w:tblStylePr>
   </w:style>
-  <w:style w:type="table" w:styleId="33">
+  <w:style w:type="table" w:styleId="722">
     <w:name w:val="Grid Table 3"/>
-    <w:basedOn w:val="665"/>
+    <w:basedOn w:val="887"/>
     <w:uiPriority w:val="99"/>
     <w:pPr>
       <w:pBdr/>
@@ -11377,29 +11806,6 @@
         <w:tblBorders/>
       </w:tblPr>
       <w:tcPr>
-        <w:shd w:color="ffffff"/>
-        <w:tcBorders>
-          <w:top w:val="none" w:color="000000" w:sz="4" w:space="0"/>
-          <w:left w:val="none" w:color="000000" w:sz="4" w:space="0"/>
-          <w:bottom w:val="none" w:color="000000" w:sz="4" w:space="0"/>
-          <w:right w:val="none" w:color="000000" w:sz="4" w:space="0"/>
-        </w:tcBorders>
-      </w:tcPr>
-    </w:tblStylePr>
-    <w:tblStylePr w:type="firstRow">
-      <w:rPr>
-        <w:b/>
-        <w:color w:val="404040"/>
-      </w:rPr>
-      <w:pPr>
-        <w:pBdr/>
-        <w:spacing/>
-        <w:ind/>
-      </w:pPr>
-      <w:tblPr>
-        <w:tblBorders/>
-      </w:tblPr>
-      <w:tcPr>
         <w:shd w:val="clear" w:color="ffffff"/>
         <w:tcBorders>
           <w:top w:val="none" w:color="000000" w:sz="4" w:space="0"/>
@@ -11409,30 +11815,7 @@
         </w:tcBorders>
       </w:tcPr>
     </w:tblStylePr>
-    <w:tblStylePr w:type="lastCol">
-      <w:rPr>
-        <w:i/>
-        <w:color w:val="404040"/>
-      </w:rPr>
-      <w:pPr>
-        <w:pBdr/>
-        <w:spacing/>
-        <w:ind/>
-      </w:pPr>
-      <w:tblPr>
-        <w:tblBorders/>
-      </w:tblPr>
-      <w:tcPr>
-        <w:shd w:color="ffffff"/>
-        <w:tcBorders>
-          <w:top w:val="none" w:color="000000" w:sz="4" w:space="0"/>
-          <w:left w:val="none" w:color="000000" w:sz="4" w:space="0"/>
-          <w:bottom w:val="none" w:color="000000" w:sz="4" w:space="0"/>
-          <w:right w:val="none" w:color="000000" w:sz="4" w:space="0"/>
-        </w:tcBorders>
-      </w:tcPr>
-    </w:tblStylePr>
-    <w:tblStylePr w:type="lastRow">
+    <w:tblStylePr w:type="firstRow">
       <w:rPr>
         <w:b/>
         <w:color w:val="404040"/>
@@ -11455,6 +11838,52 @@
         </w:tcBorders>
       </w:tcPr>
     </w:tblStylePr>
+    <w:tblStylePr w:type="lastCol">
+      <w:rPr>
+        <w:i/>
+        <w:color w:val="404040"/>
+      </w:rPr>
+      <w:pPr>
+        <w:pBdr/>
+        <w:spacing/>
+        <w:ind/>
+      </w:pPr>
+      <w:tblPr>
+        <w:tblBorders/>
+      </w:tblPr>
+      <w:tcPr>
+        <w:shd w:val="clear" w:color="ffffff"/>
+        <w:tcBorders>
+          <w:top w:val="none" w:color="000000" w:sz="4" w:space="0"/>
+          <w:left w:val="none" w:color="000000" w:sz="4" w:space="0"/>
+          <w:bottom w:val="none" w:color="000000" w:sz="4" w:space="0"/>
+          <w:right w:val="none" w:color="000000" w:sz="4" w:space="0"/>
+        </w:tcBorders>
+      </w:tcPr>
+    </w:tblStylePr>
+    <w:tblStylePr w:type="lastRow">
+      <w:rPr>
+        <w:b/>
+        <w:color w:val="404040"/>
+      </w:rPr>
+      <w:pPr>
+        <w:pBdr/>
+        <w:spacing/>
+        <w:ind/>
+      </w:pPr>
+      <w:tblPr>
+        <w:tblBorders/>
+      </w:tblPr>
+      <w:tcPr>
+        <w:shd w:val="clear" w:color="ffffff"/>
+        <w:tcBorders>
+          <w:top w:val="none" w:color="000000" w:sz="4" w:space="0"/>
+          <w:left w:val="none" w:color="000000" w:sz="4" w:space="0"/>
+          <w:bottom w:val="none" w:color="000000" w:sz="4" w:space="0"/>
+          <w:right w:val="none" w:color="000000" w:sz="4" w:space="0"/>
+        </w:tcBorders>
+      </w:tcPr>
+    </w:tblStylePr>
     <w:tblStylePr w:type="nwCell">
       <w:pPr>
         <w:pBdr/>
@@ -11521,9 +11950,9 @@
       </w:tcPr>
     </w:tblStylePr>
   </w:style>
-  <w:style w:type="table" w:styleId="34">
+  <w:style w:type="table" w:styleId="723">
     <w:name w:val="Grid Table 3 - Accent 1"/>
-    <w:basedOn w:val="665"/>
+    <w:basedOn w:val="887"/>
     <w:uiPriority w:val="99"/>
     <w:pPr>
       <w:pBdr/>
@@ -11622,29 +12051,6 @@
         <w:tblBorders/>
       </w:tblPr>
       <w:tcPr>
-        <w:shd w:color="ffffff"/>
-        <w:tcBorders>
-          <w:top w:val="none" w:color="000000" w:sz="4" w:space="0"/>
-          <w:left w:val="none" w:color="000000" w:sz="4" w:space="0"/>
-          <w:bottom w:val="none" w:color="000000" w:sz="4" w:space="0"/>
-          <w:right w:val="none" w:color="000000" w:sz="4" w:space="0"/>
-        </w:tcBorders>
-      </w:tcPr>
-    </w:tblStylePr>
-    <w:tblStylePr w:type="firstRow">
-      <w:rPr>
-        <w:b/>
-        <w:color w:val="404040"/>
-      </w:rPr>
-      <w:pPr>
-        <w:pBdr/>
-        <w:spacing/>
-        <w:ind/>
-      </w:pPr>
-      <w:tblPr>
-        <w:tblBorders/>
-      </w:tblPr>
-      <w:tcPr>
         <w:shd w:val="clear" w:color="ffffff"/>
         <w:tcBorders>
           <w:top w:val="none" w:color="000000" w:sz="4" w:space="0"/>
@@ -11654,30 +12060,7 @@
         </w:tcBorders>
       </w:tcPr>
     </w:tblStylePr>
-    <w:tblStylePr w:type="lastCol">
-      <w:rPr>
-        <w:i/>
-        <w:color w:val="404040"/>
-      </w:rPr>
-      <w:pPr>
-        <w:pBdr/>
-        <w:spacing/>
-        <w:ind/>
-      </w:pPr>
-      <w:tblPr>
-        <w:tblBorders/>
-      </w:tblPr>
-      <w:tcPr>
-        <w:shd w:color="ffffff"/>
-        <w:tcBorders>
-          <w:top w:val="none" w:color="000000" w:sz="4" w:space="0"/>
-          <w:left w:val="none" w:color="000000" w:sz="4" w:space="0"/>
-          <w:bottom w:val="none" w:color="000000" w:sz="4" w:space="0"/>
-          <w:right w:val="none" w:color="000000" w:sz="4" w:space="0"/>
-        </w:tcBorders>
-      </w:tcPr>
-    </w:tblStylePr>
-    <w:tblStylePr w:type="lastRow">
+    <w:tblStylePr w:type="firstRow">
       <w:rPr>
         <w:b/>
         <w:color w:val="404040"/>
@@ -11700,6 +12083,52 @@
         </w:tcBorders>
       </w:tcPr>
     </w:tblStylePr>
+    <w:tblStylePr w:type="lastCol">
+      <w:rPr>
+        <w:i/>
+        <w:color w:val="404040"/>
+      </w:rPr>
+      <w:pPr>
+        <w:pBdr/>
+        <w:spacing/>
+        <w:ind/>
+      </w:pPr>
+      <w:tblPr>
+        <w:tblBorders/>
+      </w:tblPr>
+      <w:tcPr>
+        <w:shd w:val="clear" w:color="ffffff"/>
+        <w:tcBorders>
+          <w:top w:val="none" w:color="000000" w:sz="4" w:space="0"/>
+          <w:left w:val="none" w:color="000000" w:sz="4" w:space="0"/>
+          <w:bottom w:val="none" w:color="000000" w:sz="4" w:space="0"/>
+          <w:right w:val="none" w:color="000000" w:sz="4" w:space="0"/>
+        </w:tcBorders>
+      </w:tcPr>
+    </w:tblStylePr>
+    <w:tblStylePr w:type="lastRow">
+      <w:rPr>
+        <w:b/>
+        <w:color w:val="404040"/>
+      </w:rPr>
+      <w:pPr>
+        <w:pBdr/>
+        <w:spacing/>
+        <w:ind/>
+      </w:pPr>
+      <w:tblPr>
+        <w:tblBorders/>
+      </w:tblPr>
+      <w:tcPr>
+        <w:shd w:val="clear" w:color="ffffff"/>
+        <w:tcBorders>
+          <w:top w:val="none" w:color="000000" w:sz="4" w:space="0"/>
+          <w:left w:val="none" w:color="000000" w:sz="4" w:space="0"/>
+          <w:bottom w:val="none" w:color="000000" w:sz="4" w:space="0"/>
+          <w:right w:val="none" w:color="000000" w:sz="4" w:space="0"/>
+        </w:tcBorders>
+      </w:tcPr>
+    </w:tblStylePr>
     <w:tblStylePr w:type="nwCell">
       <w:pPr>
         <w:pBdr/>
@@ -11766,9 +12195,9 @@
       </w:tcPr>
     </w:tblStylePr>
   </w:style>
-  <w:style w:type="table" w:styleId="35">
+  <w:style w:type="table" w:styleId="724">
     <w:name w:val="Grid Table 3 - Accent 2"/>
-    <w:basedOn w:val="665"/>
+    <w:basedOn w:val="887"/>
     <w:uiPriority w:val="99"/>
     <w:pPr>
       <w:pBdr/>
@@ -11867,29 +12296,6 @@
         <w:tblBorders/>
       </w:tblPr>
       <w:tcPr>
-        <w:shd w:color="ffffff"/>
-        <w:tcBorders>
-          <w:top w:val="none" w:color="000000" w:sz="4" w:space="0"/>
-          <w:left w:val="none" w:color="000000" w:sz="4" w:space="0"/>
-          <w:bottom w:val="none" w:color="000000" w:sz="4" w:space="0"/>
-          <w:right w:val="none" w:color="000000" w:sz="4" w:space="0"/>
-        </w:tcBorders>
-      </w:tcPr>
-    </w:tblStylePr>
-    <w:tblStylePr w:type="firstRow">
-      <w:rPr>
-        <w:b/>
-        <w:color w:val="404040"/>
-      </w:rPr>
-      <w:pPr>
-        <w:pBdr/>
-        <w:spacing/>
-        <w:ind/>
-      </w:pPr>
-      <w:tblPr>
-        <w:tblBorders/>
-      </w:tblPr>
-      <w:tcPr>
         <w:shd w:val="clear" w:color="ffffff"/>
         <w:tcBorders>
           <w:top w:val="none" w:color="000000" w:sz="4" w:space="0"/>
@@ -11899,30 +12305,7 @@
         </w:tcBorders>
       </w:tcPr>
     </w:tblStylePr>
-    <w:tblStylePr w:type="lastCol">
-      <w:rPr>
-        <w:i/>
-        <w:color w:val="404040"/>
-      </w:rPr>
-      <w:pPr>
-        <w:pBdr/>
-        <w:spacing/>
-        <w:ind/>
-      </w:pPr>
-      <w:tblPr>
-        <w:tblBorders/>
-      </w:tblPr>
-      <w:tcPr>
-        <w:shd w:color="ffffff"/>
-        <w:tcBorders>
-          <w:top w:val="none" w:color="000000" w:sz="4" w:space="0"/>
-          <w:left w:val="none" w:color="000000" w:sz="4" w:space="0"/>
-          <w:bottom w:val="none" w:color="000000" w:sz="4" w:space="0"/>
-          <w:right w:val="none" w:color="000000" w:sz="4" w:space="0"/>
-        </w:tcBorders>
-      </w:tcPr>
-    </w:tblStylePr>
-    <w:tblStylePr w:type="lastRow">
+    <w:tblStylePr w:type="firstRow">
       <w:rPr>
         <w:b/>
         <w:color w:val="404040"/>
@@ -11945,6 +12328,52 @@
         </w:tcBorders>
       </w:tcPr>
     </w:tblStylePr>
+    <w:tblStylePr w:type="lastCol">
+      <w:rPr>
+        <w:i/>
+        <w:color w:val="404040"/>
+      </w:rPr>
+      <w:pPr>
+        <w:pBdr/>
+        <w:spacing/>
+        <w:ind/>
+      </w:pPr>
+      <w:tblPr>
+        <w:tblBorders/>
+      </w:tblPr>
+      <w:tcPr>
+        <w:shd w:val="clear" w:color="ffffff"/>
+        <w:tcBorders>
+          <w:top w:val="none" w:color="000000" w:sz="4" w:space="0"/>
+          <w:left w:val="none" w:color="000000" w:sz="4" w:space="0"/>
+          <w:bottom w:val="none" w:color="000000" w:sz="4" w:space="0"/>
+          <w:right w:val="none" w:color="000000" w:sz="4" w:space="0"/>
+        </w:tcBorders>
+      </w:tcPr>
+    </w:tblStylePr>
+    <w:tblStylePr w:type="lastRow">
+      <w:rPr>
+        <w:b/>
+        <w:color w:val="404040"/>
+      </w:rPr>
+      <w:pPr>
+        <w:pBdr/>
+        <w:spacing/>
+        <w:ind/>
+      </w:pPr>
+      <w:tblPr>
+        <w:tblBorders/>
+      </w:tblPr>
+      <w:tcPr>
+        <w:shd w:val="clear" w:color="ffffff"/>
+        <w:tcBorders>
+          <w:top w:val="none" w:color="000000" w:sz="4" w:space="0"/>
+          <w:left w:val="none" w:color="000000" w:sz="4" w:space="0"/>
+          <w:bottom w:val="none" w:color="000000" w:sz="4" w:space="0"/>
+          <w:right w:val="none" w:color="000000" w:sz="4" w:space="0"/>
+        </w:tcBorders>
+      </w:tcPr>
+    </w:tblStylePr>
     <w:tblStylePr w:type="nwCell">
       <w:pPr>
         <w:pBdr/>
@@ -12011,9 +12440,9 @@
       </w:tcPr>
     </w:tblStylePr>
   </w:style>
-  <w:style w:type="table" w:styleId="36">
+  <w:style w:type="table" w:styleId="725">
     <w:name w:val="Grid Table 3 - Accent 3"/>
-    <w:basedOn w:val="665"/>
+    <w:basedOn w:val="887"/>
     <w:uiPriority w:val="99"/>
     <w:pPr>
       <w:pBdr/>
@@ -12112,29 +12541,6 @@
         <w:tblBorders/>
       </w:tblPr>
       <w:tcPr>
-        <w:shd w:color="ffffff"/>
-        <w:tcBorders>
-          <w:top w:val="none" w:color="000000" w:sz="4" w:space="0"/>
-          <w:left w:val="none" w:color="000000" w:sz="4" w:space="0"/>
-          <w:bottom w:val="none" w:color="000000" w:sz="4" w:space="0"/>
-          <w:right w:val="none" w:color="000000" w:sz="4" w:space="0"/>
-        </w:tcBorders>
-      </w:tcPr>
-    </w:tblStylePr>
-    <w:tblStylePr w:type="firstRow">
-      <w:rPr>
-        <w:b/>
-        <w:color w:val="404040"/>
-      </w:rPr>
-      <w:pPr>
-        <w:pBdr/>
-        <w:spacing/>
-        <w:ind/>
-      </w:pPr>
-      <w:tblPr>
-        <w:tblBorders/>
-      </w:tblPr>
-      <w:tcPr>
         <w:shd w:val="clear" w:color="ffffff"/>
         <w:tcBorders>
           <w:top w:val="none" w:color="000000" w:sz="4" w:space="0"/>
@@ -12144,30 +12550,7 @@
         </w:tcBorders>
       </w:tcPr>
     </w:tblStylePr>
-    <w:tblStylePr w:type="lastCol">
-      <w:rPr>
-        <w:i/>
-        <w:color w:val="404040"/>
-      </w:rPr>
-      <w:pPr>
-        <w:pBdr/>
-        <w:spacing/>
-        <w:ind/>
-      </w:pPr>
-      <w:tblPr>
-        <w:tblBorders/>
-      </w:tblPr>
-      <w:tcPr>
-        <w:shd w:color="ffffff"/>
-        <w:tcBorders>
-          <w:top w:val="none" w:color="000000" w:sz="4" w:space="0"/>
-          <w:left w:val="none" w:color="000000" w:sz="4" w:space="0"/>
-          <w:bottom w:val="none" w:color="000000" w:sz="4" w:space="0"/>
-          <w:right w:val="none" w:color="000000" w:sz="4" w:space="0"/>
-        </w:tcBorders>
-      </w:tcPr>
-    </w:tblStylePr>
-    <w:tblStylePr w:type="lastRow">
+    <w:tblStylePr w:type="firstRow">
       <w:rPr>
         <w:b/>
         <w:color w:val="404040"/>
@@ -12190,6 +12573,52 @@
         </w:tcBorders>
       </w:tcPr>
     </w:tblStylePr>
+    <w:tblStylePr w:type="lastCol">
+      <w:rPr>
+        <w:i/>
+        <w:color w:val="404040"/>
+      </w:rPr>
+      <w:pPr>
+        <w:pBdr/>
+        <w:spacing/>
+        <w:ind/>
+      </w:pPr>
+      <w:tblPr>
+        <w:tblBorders/>
+      </w:tblPr>
+      <w:tcPr>
+        <w:shd w:val="clear" w:color="ffffff"/>
+        <w:tcBorders>
+          <w:top w:val="none" w:color="000000" w:sz="4" w:space="0"/>
+          <w:left w:val="none" w:color="000000" w:sz="4" w:space="0"/>
+          <w:bottom w:val="none" w:color="000000" w:sz="4" w:space="0"/>
+          <w:right w:val="none" w:color="000000" w:sz="4" w:space="0"/>
+        </w:tcBorders>
+      </w:tcPr>
+    </w:tblStylePr>
+    <w:tblStylePr w:type="lastRow">
+      <w:rPr>
+        <w:b/>
+        <w:color w:val="404040"/>
+      </w:rPr>
+      <w:pPr>
+        <w:pBdr/>
+        <w:spacing/>
+        <w:ind/>
+      </w:pPr>
+      <w:tblPr>
+        <w:tblBorders/>
+      </w:tblPr>
+      <w:tcPr>
+        <w:shd w:val="clear" w:color="ffffff"/>
+        <w:tcBorders>
+          <w:top w:val="none" w:color="000000" w:sz="4" w:space="0"/>
+          <w:left w:val="none" w:color="000000" w:sz="4" w:space="0"/>
+          <w:bottom w:val="none" w:color="000000" w:sz="4" w:space="0"/>
+          <w:right w:val="none" w:color="000000" w:sz="4" w:space="0"/>
+        </w:tcBorders>
+      </w:tcPr>
+    </w:tblStylePr>
     <w:tblStylePr w:type="nwCell">
       <w:pPr>
         <w:pBdr/>
@@ -12256,9 +12685,9 @@
       </w:tcPr>
     </w:tblStylePr>
   </w:style>
-  <w:style w:type="table" w:styleId="37">
+  <w:style w:type="table" w:styleId="726">
     <w:name w:val="Grid Table 3 - Accent 4"/>
-    <w:basedOn w:val="665"/>
+    <w:basedOn w:val="887"/>
     <w:uiPriority w:val="99"/>
     <w:pPr>
       <w:pBdr/>
@@ -12357,29 +12786,6 @@
         <w:tblBorders/>
       </w:tblPr>
       <w:tcPr>
-        <w:shd w:color="ffffff"/>
-        <w:tcBorders>
-          <w:top w:val="none" w:color="000000" w:sz="4" w:space="0"/>
-          <w:left w:val="none" w:color="000000" w:sz="4" w:space="0"/>
-          <w:bottom w:val="none" w:color="000000" w:sz="4" w:space="0"/>
-          <w:right w:val="none" w:color="000000" w:sz="4" w:space="0"/>
-        </w:tcBorders>
-      </w:tcPr>
-    </w:tblStylePr>
-    <w:tblStylePr w:type="firstRow">
-      <w:rPr>
-        <w:b/>
-        <w:color w:val="404040"/>
-      </w:rPr>
-      <w:pPr>
-        <w:pBdr/>
-        <w:spacing/>
-        <w:ind/>
-      </w:pPr>
-      <w:tblPr>
-        <w:tblBorders/>
-      </w:tblPr>
-      <w:tcPr>
         <w:shd w:val="clear" w:color="ffffff"/>
         <w:tcBorders>
           <w:top w:val="none" w:color="000000" w:sz="4" w:space="0"/>
@@ -12389,30 +12795,7 @@
         </w:tcBorders>
       </w:tcPr>
     </w:tblStylePr>
-    <w:tblStylePr w:type="lastCol">
-      <w:rPr>
-        <w:i/>
-        <w:color w:val="404040"/>
-      </w:rPr>
-      <w:pPr>
-        <w:pBdr/>
-        <w:spacing/>
-        <w:ind/>
-      </w:pPr>
-      <w:tblPr>
-        <w:tblBorders/>
-      </w:tblPr>
-      <w:tcPr>
-        <w:shd w:color="ffffff"/>
-        <w:tcBorders>
-          <w:top w:val="none" w:color="000000" w:sz="4" w:space="0"/>
-          <w:left w:val="none" w:color="000000" w:sz="4" w:space="0"/>
-          <w:bottom w:val="none" w:color="000000" w:sz="4" w:space="0"/>
-          <w:right w:val="none" w:color="000000" w:sz="4" w:space="0"/>
-        </w:tcBorders>
-      </w:tcPr>
-    </w:tblStylePr>
-    <w:tblStylePr w:type="lastRow">
+    <w:tblStylePr w:type="firstRow">
       <w:rPr>
         <w:b/>
         <w:color w:val="404040"/>
@@ -12435,6 +12818,52 @@
         </w:tcBorders>
       </w:tcPr>
     </w:tblStylePr>
+    <w:tblStylePr w:type="lastCol">
+      <w:rPr>
+        <w:i/>
+        <w:color w:val="404040"/>
+      </w:rPr>
+      <w:pPr>
+        <w:pBdr/>
+        <w:spacing/>
+        <w:ind/>
+      </w:pPr>
+      <w:tblPr>
+        <w:tblBorders/>
+      </w:tblPr>
+      <w:tcPr>
+        <w:shd w:val="clear" w:color="ffffff"/>
+        <w:tcBorders>
+          <w:top w:val="none" w:color="000000" w:sz="4" w:space="0"/>
+          <w:left w:val="none" w:color="000000" w:sz="4" w:space="0"/>
+          <w:bottom w:val="none" w:color="000000" w:sz="4" w:space="0"/>
+          <w:right w:val="none" w:color="000000" w:sz="4" w:space="0"/>
+        </w:tcBorders>
+      </w:tcPr>
+    </w:tblStylePr>
+    <w:tblStylePr w:type="lastRow">
+      <w:rPr>
+        <w:b/>
+        <w:color w:val="404040"/>
+      </w:rPr>
+      <w:pPr>
+        <w:pBdr/>
+        <w:spacing/>
+        <w:ind/>
+      </w:pPr>
+      <w:tblPr>
+        <w:tblBorders/>
+      </w:tblPr>
+      <w:tcPr>
+        <w:shd w:val="clear" w:color="ffffff"/>
+        <w:tcBorders>
+          <w:top w:val="none" w:color="000000" w:sz="4" w:space="0"/>
+          <w:left w:val="none" w:color="000000" w:sz="4" w:space="0"/>
+          <w:bottom w:val="none" w:color="000000" w:sz="4" w:space="0"/>
+          <w:right w:val="none" w:color="000000" w:sz="4" w:space="0"/>
+        </w:tcBorders>
+      </w:tcPr>
+    </w:tblStylePr>
     <w:tblStylePr w:type="nwCell">
       <w:pPr>
         <w:pBdr/>
@@ -12501,9 +12930,9 @@
       </w:tcPr>
     </w:tblStylePr>
   </w:style>
-  <w:style w:type="table" w:styleId="38">
+  <w:style w:type="table" w:styleId="727">
     <w:name w:val="Grid Table 3 - Accent 5"/>
-    <w:basedOn w:val="665"/>
+    <w:basedOn w:val="887"/>
     <w:uiPriority w:val="99"/>
     <w:pPr>
       <w:pBdr/>
@@ -12602,29 +13031,6 @@
         <w:tblBorders/>
       </w:tblPr>
       <w:tcPr>
-        <w:shd w:color="ffffff"/>
-        <w:tcBorders>
-          <w:top w:val="none" w:color="000000" w:sz="4" w:space="0"/>
-          <w:left w:val="none" w:color="000000" w:sz="4" w:space="0"/>
-          <w:bottom w:val="none" w:color="000000" w:sz="4" w:space="0"/>
-          <w:right w:val="none" w:color="000000" w:sz="4" w:space="0"/>
-        </w:tcBorders>
-      </w:tcPr>
-    </w:tblStylePr>
-    <w:tblStylePr w:type="firstRow">
-      <w:rPr>
-        <w:b/>
-        <w:color w:val="404040"/>
-      </w:rPr>
-      <w:pPr>
-        <w:pBdr/>
-        <w:spacing/>
-        <w:ind/>
-      </w:pPr>
-      <w:tblPr>
-        <w:tblBorders/>
-      </w:tblPr>
-      <w:tcPr>
         <w:shd w:val="clear" w:color="ffffff"/>
         <w:tcBorders>
           <w:top w:val="none" w:color="000000" w:sz="4" w:space="0"/>
@@ -12634,30 +13040,7 @@
         </w:tcBorders>
       </w:tcPr>
     </w:tblStylePr>
-    <w:tblStylePr w:type="lastCol">
-      <w:rPr>
-        <w:i/>
-        <w:color w:val="404040"/>
-      </w:rPr>
-      <w:pPr>
-        <w:pBdr/>
-        <w:spacing/>
-        <w:ind/>
-      </w:pPr>
-      <w:tblPr>
-        <w:tblBorders/>
-      </w:tblPr>
-      <w:tcPr>
-        <w:shd w:color="ffffff"/>
-        <w:tcBorders>
-          <w:top w:val="none" w:color="000000" w:sz="4" w:space="0"/>
-          <w:left w:val="none" w:color="000000" w:sz="4" w:space="0"/>
-          <w:bottom w:val="none" w:color="000000" w:sz="4" w:space="0"/>
-          <w:right w:val="none" w:color="000000" w:sz="4" w:space="0"/>
-        </w:tcBorders>
-      </w:tcPr>
-    </w:tblStylePr>
-    <w:tblStylePr w:type="lastRow">
+    <w:tblStylePr w:type="firstRow">
       <w:rPr>
         <w:b/>
         <w:color w:val="404040"/>
@@ -12680,6 +13063,52 @@
         </w:tcBorders>
       </w:tcPr>
     </w:tblStylePr>
+    <w:tblStylePr w:type="lastCol">
+      <w:rPr>
+        <w:i/>
+        <w:color w:val="404040"/>
+      </w:rPr>
+      <w:pPr>
+        <w:pBdr/>
+        <w:spacing/>
+        <w:ind/>
+      </w:pPr>
+      <w:tblPr>
+        <w:tblBorders/>
+      </w:tblPr>
+      <w:tcPr>
+        <w:shd w:val="clear" w:color="ffffff"/>
+        <w:tcBorders>
+          <w:top w:val="none" w:color="000000" w:sz="4" w:space="0"/>
+          <w:left w:val="none" w:color="000000" w:sz="4" w:space="0"/>
+          <w:bottom w:val="none" w:color="000000" w:sz="4" w:space="0"/>
+          <w:right w:val="none" w:color="000000" w:sz="4" w:space="0"/>
+        </w:tcBorders>
+      </w:tcPr>
+    </w:tblStylePr>
+    <w:tblStylePr w:type="lastRow">
+      <w:rPr>
+        <w:b/>
+        <w:color w:val="404040"/>
+      </w:rPr>
+      <w:pPr>
+        <w:pBdr/>
+        <w:spacing/>
+        <w:ind/>
+      </w:pPr>
+      <w:tblPr>
+        <w:tblBorders/>
+      </w:tblPr>
+      <w:tcPr>
+        <w:shd w:val="clear" w:color="ffffff"/>
+        <w:tcBorders>
+          <w:top w:val="none" w:color="000000" w:sz="4" w:space="0"/>
+          <w:left w:val="none" w:color="000000" w:sz="4" w:space="0"/>
+          <w:bottom w:val="none" w:color="000000" w:sz="4" w:space="0"/>
+          <w:right w:val="none" w:color="000000" w:sz="4" w:space="0"/>
+        </w:tcBorders>
+      </w:tcPr>
+    </w:tblStylePr>
     <w:tblStylePr w:type="nwCell">
       <w:pPr>
         <w:pBdr/>
@@ -12746,9 +13175,9 @@
       </w:tcPr>
     </w:tblStylePr>
   </w:style>
-  <w:style w:type="table" w:styleId="39">
+  <w:style w:type="table" w:styleId="728">
     <w:name w:val="Grid Table 3 - Accent 6"/>
-    <w:basedOn w:val="665"/>
+    <w:basedOn w:val="887"/>
     <w:uiPriority w:val="99"/>
     <w:pPr>
       <w:pBdr/>
@@ -12847,29 +13276,6 @@
         <w:tblBorders/>
       </w:tblPr>
       <w:tcPr>
-        <w:shd w:color="ffffff"/>
-        <w:tcBorders>
-          <w:top w:val="none" w:color="000000" w:sz="4" w:space="0"/>
-          <w:left w:val="none" w:color="000000" w:sz="4" w:space="0"/>
-          <w:bottom w:val="none" w:color="000000" w:sz="4" w:space="0"/>
-          <w:right w:val="none" w:color="000000" w:sz="4" w:space="0"/>
-        </w:tcBorders>
-      </w:tcPr>
-    </w:tblStylePr>
-    <w:tblStylePr w:type="firstRow">
-      <w:rPr>
-        <w:b/>
-        <w:color w:val="404040"/>
-      </w:rPr>
-      <w:pPr>
-        <w:pBdr/>
-        <w:spacing/>
-        <w:ind/>
-      </w:pPr>
-      <w:tblPr>
-        <w:tblBorders/>
-      </w:tblPr>
-      <w:tcPr>
         <w:shd w:val="clear" w:color="ffffff"/>
         <w:tcBorders>
           <w:top w:val="none" w:color="000000" w:sz="4" w:space="0"/>
@@ -12879,30 +13285,7 @@
         </w:tcBorders>
       </w:tcPr>
     </w:tblStylePr>
-    <w:tblStylePr w:type="lastCol">
-      <w:rPr>
-        <w:i/>
-        <w:color w:val="404040"/>
-      </w:rPr>
-      <w:pPr>
-        <w:pBdr/>
-        <w:spacing/>
-        <w:ind/>
-      </w:pPr>
-      <w:tblPr>
-        <w:tblBorders/>
-      </w:tblPr>
-      <w:tcPr>
-        <w:shd w:color="ffffff"/>
-        <w:tcBorders>
-          <w:top w:val="none" w:color="000000" w:sz="4" w:space="0"/>
-          <w:left w:val="none" w:color="000000" w:sz="4" w:space="0"/>
-          <w:bottom w:val="none" w:color="000000" w:sz="4" w:space="0"/>
-          <w:right w:val="none" w:color="000000" w:sz="4" w:space="0"/>
-        </w:tcBorders>
-      </w:tcPr>
-    </w:tblStylePr>
-    <w:tblStylePr w:type="lastRow">
+    <w:tblStylePr w:type="firstRow">
       <w:rPr>
         <w:b/>
         <w:color w:val="404040"/>
@@ -12925,6 +13308,52 @@
         </w:tcBorders>
       </w:tcPr>
     </w:tblStylePr>
+    <w:tblStylePr w:type="lastCol">
+      <w:rPr>
+        <w:i/>
+        <w:color w:val="404040"/>
+      </w:rPr>
+      <w:pPr>
+        <w:pBdr/>
+        <w:spacing/>
+        <w:ind/>
+      </w:pPr>
+      <w:tblPr>
+        <w:tblBorders/>
+      </w:tblPr>
+      <w:tcPr>
+        <w:shd w:val="clear" w:color="ffffff"/>
+        <w:tcBorders>
+          <w:top w:val="none" w:color="000000" w:sz="4" w:space="0"/>
+          <w:left w:val="none" w:color="000000" w:sz="4" w:space="0"/>
+          <w:bottom w:val="none" w:color="000000" w:sz="4" w:space="0"/>
+          <w:right w:val="none" w:color="000000" w:sz="4" w:space="0"/>
+        </w:tcBorders>
+      </w:tcPr>
+    </w:tblStylePr>
+    <w:tblStylePr w:type="lastRow">
+      <w:rPr>
+        <w:b/>
+        <w:color w:val="404040"/>
+      </w:rPr>
+      <w:pPr>
+        <w:pBdr/>
+        <w:spacing/>
+        <w:ind/>
+      </w:pPr>
+      <w:tblPr>
+        <w:tblBorders/>
+      </w:tblPr>
+      <w:tcPr>
+        <w:shd w:val="clear" w:color="ffffff"/>
+        <w:tcBorders>
+          <w:top w:val="none" w:color="000000" w:sz="4" w:space="0"/>
+          <w:left w:val="none" w:color="000000" w:sz="4" w:space="0"/>
+          <w:bottom w:val="none" w:color="000000" w:sz="4" w:space="0"/>
+          <w:right w:val="none" w:color="000000" w:sz="4" w:space="0"/>
+        </w:tcBorders>
+      </w:tcPr>
+    </w:tblStylePr>
     <w:tblStylePr w:type="nwCell">
       <w:pPr>
         <w:pBdr/>
@@ -12991,9 +13420,9 @@
       </w:tcPr>
     </w:tblStylePr>
   </w:style>
-  <w:style w:type="table" w:styleId="40">
+  <w:style w:type="table" w:styleId="729">
     <w:name w:val="Grid Table 4"/>
-    <w:basedOn w:val="665"/>
+    <w:basedOn w:val="887"/>
     <w:uiPriority w:val="59"/>
     <w:pPr>
       <w:pBdr/>
@@ -13224,9 +13653,9 @@
       </w:tcPr>
     </w:tblStylePr>
   </w:style>
-  <w:style w:type="table" w:styleId="41">
+  <w:style w:type="table" w:styleId="730">
     <w:name w:val="Grid Table 4 - Accent 1"/>
-    <w:basedOn w:val="665"/>
+    <w:basedOn w:val="887"/>
     <w:uiPriority w:val="59"/>
     <w:pPr>
       <w:pBdr/>
@@ -13457,9 +13886,9 @@
       </w:tcPr>
     </w:tblStylePr>
   </w:style>
-  <w:style w:type="table" w:styleId="42">
+  <w:style w:type="table" w:styleId="731">
     <w:name w:val="Grid Table 4 - Accent 2"/>
-    <w:basedOn w:val="665"/>
+    <w:basedOn w:val="887"/>
     <w:uiPriority w:val="59"/>
     <w:pPr>
       <w:pBdr/>
@@ -13690,9 +14119,9 @@
       </w:tcPr>
     </w:tblStylePr>
   </w:style>
-  <w:style w:type="table" w:styleId="43">
+  <w:style w:type="table" w:styleId="732">
     <w:name w:val="Grid Table 4 - Accent 3"/>
-    <w:basedOn w:val="665"/>
+    <w:basedOn w:val="887"/>
     <w:uiPriority w:val="59"/>
     <w:pPr>
       <w:pBdr/>
@@ -13923,9 +14352,9 @@
       </w:tcPr>
     </w:tblStylePr>
   </w:style>
-  <w:style w:type="table" w:styleId="44">
+  <w:style w:type="table" w:styleId="733">
     <w:name w:val="Grid Table 4 - Accent 4"/>
-    <w:basedOn w:val="665"/>
+    <w:basedOn w:val="887"/>
     <w:uiPriority w:val="59"/>
     <w:pPr>
       <w:pBdr/>
@@ -14156,9 +14585,9 @@
       </w:tcPr>
     </w:tblStylePr>
   </w:style>
-  <w:style w:type="table" w:styleId="45">
+  <w:style w:type="table" w:styleId="734">
     <w:name w:val="Grid Table 4 - Accent 5"/>
-    <w:basedOn w:val="665"/>
+    <w:basedOn w:val="887"/>
     <w:uiPriority w:val="59"/>
     <w:pPr>
       <w:pBdr/>
@@ -14389,9 +14818,9 @@
       </w:tcPr>
     </w:tblStylePr>
   </w:style>
-  <w:style w:type="table" w:styleId="46">
+  <w:style w:type="table" w:styleId="735">
     <w:name w:val="Grid Table 4 - Accent 6"/>
-    <w:basedOn w:val="665"/>
+    <w:basedOn w:val="887"/>
     <w:uiPriority w:val="59"/>
     <w:pPr>
       <w:pBdr/>
@@ -14622,9 +15051,9 @@
       </w:tcPr>
     </w:tblStylePr>
   </w:style>
-  <w:style w:type="table" w:styleId="47">
+  <w:style w:type="table" w:styleId="736">
     <w:name w:val="Grid Table 5 Dark"/>
-    <w:basedOn w:val="665"/>
+    <w:basedOn w:val="887"/>
     <w:uiPriority w:val="99"/>
     <w:pPr>
       <w:pBdr/>
@@ -14850,9 +15279,9 @@
       </w:tcPr>
     </w:tblStylePr>
   </w:style>
-  <w:style w:type="table" w:styleId="48">
+  <w:style w:type="table" w:styleId="737">
     <w:name w:val="Grid Table 5 Dark- Accent 1"/>
-    <w:basedOn w:val="665"/>
+    <w:basedOn w:val="887"/>
     <w:uiPriority w:val="99"/>
     <w:pPr>
       <w:pBdr/>
@@ -15078,9 +15507,9 @@
       </w:tcPr>
     </w:tblStylePr>
   </w:style>
-  <w:style w:type="table" w:styleId="49">
+  <w:style w:type="table" w:styleId="738">
     <w:name w:val="Grid Table 5 Dark - Accent 2"/>
-    <w:basedOn w:val="665"/>
+    <w:basedOn w:val="887"/>
     <w:uiPriority w:val="99"/>
     <w:pPr>
       <w:pBdr/>
@@ -15306,9 +15735,9 @@
       </w:tcPr>
     </w:tblStylePr>
   </w:style>
-  <w:style w:type="table" w:styleId="50">
+  <w:style w:type="table" w:styleId="739">
     <w:name w:val="Grid Table 5 Dark - Accent 3"/>
-    <w:basedOn w:val="665"/>
+    <w:basedOn w:val="887"/>
     <w:uiPriority w:val="99"/>
     <w:pPr>
       <w:pBdr/>
@@ -15534,9 +15963,9 @@
       </w:tcPr>
     </w:tblStylePr>
   </w:style>
-  <w:style w:type="table" w:styleId="51">
+  <w:style w:type="table" w:styleId="740">
     <w:name w:val="Grid Table 5 Dark- Accent 4"/>
-    <w:basedOn w:val="665"/>
+    <w:basedOn w:val="887"/>
     <w:uiPriority w:val="99"/>
     <w:pPr>
       <w:pBdr/>
@@ -15762,9 +16191,9 @@
       </w:tcPr>
     </w:tblStylePr>
   </w:style>
-  <w:style w:type="table" w:styleId="52">
+  <w:style w:type="table" w:styleId="741">
     <w:name w:val="Grid Table 5 Dark - Accent 5"/>
-    <w:basedOn w:val="665"/>
+    <w:basedOn w:val="887"/>
     <w:uiPriority w:val="99"/>
     <w:pPr>
       <w:pBdr/>
@@ -15990,9 +16419,9 @@
       </w:tcPr>
     </w:tblStylePr>
   </w:style>
-  <w:style w:type="table" w:styleId="53">
+  <w:style w:type="table" w:styleId="742">
     <w:name w:val="Grid Table 5 Dark - Accent 6"/>
-    <w:basedOn w:val="665"/>
+    <w:basedOn w:val="887"/>
     <w:uiPriority w:val="99"/>
     <w:pPr>
       <w:pBdr/>
@@ -16218,9 +16647,9 @@
       </w:tcPr>
     </w:tblStylePr>
   </w:style>
-  <w:style w:type="table" w:styleId="54">
+  <w:style w:type="table" w:styleId="743">
     <w:name w:val="Grid Table 6 Colorful"/>
-    <w:basedOn w:val="665"/>
+    <w:basedOn w:val="887"/>
     <w:uiPriority w:val="99"/>
     <w:pPr>
       <w:pBdr/>
@@ -16448,9 +16877,9 @@
       </w:tcPr>
     </w:tblStylePr>
   </w:style>
-  <w:style w:type="table" w:styleId="55">
+  <w:style w:type="table" w:styleId="744">
     <w:name w:val="Grid Table 6 Colorful - Accent 1"/>
-    <w:basedOn w:val="665"/>
+    <w:basedOn w:val="887"/>
     <w:uiPriority w:val="99"/>
     <w:pPr>
       <w:pBdr/>
@@ -16678,9 +17107,9 @@
       </w:tcPr>
     </w:tblStylePr>
   </w:style>
-  <w:style w:type="table" w:styleId="56">
+  <w:style w:type="table" w:styleId="745">
     <w:name w:val="Grid Table 6 Colorful - Accent 2"/>
-    <w:basedOn w:val="665"/>
+    <w:basedOn w:val="887"/>
     <w:uiPriority w:val="99"/>
     <w:pPr>
       <w:pBdr/>
@@ -16908,9 +17337,9 @@
       </w:tcPr>
     </w:tblStylePr>
   </w:style>
-  <w:style w:type="table" w:styleId="57">
+  <w:style w:type="table" w:styleId="746">
     <w:name w:val="Grid Table 6 Colorful - Accent 3"/>
-    <w:basedOn w:val="665"/>
+    <w:basedOn w:val="887"/>
     <w:uiPriority w:val="99"/>
     <w:pPr>
       <w:pBdr/>
@@ -17138,9 +17567,9 @@
       </w:tcPr>
     </w:tblStylePr>
   </w:style>
-  <w:style w:type="table" w:styleId="58">
+  <w:style w:type="table" w:styleId="747">
     <w:name w:val="Grid Table 6 Colorful - Accent 4"/>
-    <w:basedOn w:val="665"/>
+    <w:basedOn w:val="887"/>
     <w:uiPriority w:val="99"/>
     <w:pPr>
       <w:pBdr/>
@@ -17368,9 +17797,9 @@
       </w:tcPr>
     </w:tblStylePr>
   </w:style>
-  <w:style w:type="table" w:styleId="59">
+  <w:style w:type="table" w:styleId="748">
     <w:name w:val="Grid Table 6 Colorful - Accent 5"/>
-    <w:basedOn w:val="665"/>
+    <w:basedOn w:val="887"/>
     <w:uiPriority w:val="99"/>
     <w:pPr>
       <w:pBdr/>
@@ -17598,9 +18027,9 @@
       </w:tcPr>
     </w:tblStylePr>
   </w:style>
-  <w:style w:type="table" w:styleId="60">
+  <w:style w:type="table" w:styleId="749">
     <w:name w:val="Grid Table 6 Colorful - Accent 6"/>
-    <w:basedOn w:val="665"/>
+    <w:basedOn w:val="887"/>
     <w:uiPriority w:val="99"/>
     <w:pPr>
       <w:pBdr/>
@@ -17828,9 +18257,9 @@
       </w:tcPr>
     </w:tblStylePr>
   </w:style>
-  <w:style w:type="table" w:styleId="61">
+  <w:style w:type="table" w:styleId="750">
     <w:name w:val="Grid Table 7 Colorful"/>
-    <w:basedOn w:val="665"/>
+    <w:basedOn w:val="887"/>
     <w:uiPriority w:val="99"/>
     <w:pPr>
       <w:pBdr/>
@@ -17932,11 +18361,11 @@
         <w:tblBorders/>
       </w:tblPr>
       <w:tcPr>
-        <w:shd w:color="ffffff"/>
+        <w:shd w:val="clear" w:color="ffffff"/>
         <w:tcBorders>
-          <w:top w:val="none"/>
-          <w:left w:val="none"/>
-          <w:bottom w:val="none"/>
+          <w:top w:val="none" w:color="000000" w:sz="4" w:space="0"/>
+          <w:left w:val="none" w:color="000000" w:sz="4" w:space="0"/>
+          <w:bottom w:val="none" w:color="000000" w:sz="4" w:space="0"/>
           <w:right w:val="single" w:color="000000" w:themeColor="text1" w:themeTint="80" w:sz="4" w:space="0"/>
         </w:tcBorders>
       </w:tcPr>
@@ -17959,10 +18388,10 @@
       <w:tcPr>
         <w:shd w:val="clear" w:color="ffffff" w:themeColor="light1" w:fill="ffffff" w:themeFill="light1"/>
         <w:tcBorders>
-          <w:top w:val="none"/>
-          <w:left w:val="none"/>
+          <w:top w:val="none" w:color="000000" w:sz="4" w:space="0"/>
+          <w:left w:val="none" w:color="000000" w:sz="4" w:space="0"/>
           <w:bottom w:val="single" w:color="000000" w:themeColor="text1" w:themeTint="80" w:sz="4" w:space="0"/>
-          <w:right w:val="none"/>
+          <w:right w:val="none" w:color="000000" w:sz="4" w:space="0"/>
         </w:tcBorders>
       </w:tcPr>
     </w:tblStylePr>
@@ -17982,12 +18411,12 @@
         <w:tblBorders/>
       </w:tblPr>
       <w:tcPr>
-        <w:shd w:color="ffffff"/>
+        <w:shd w:val="clear" w:color="ffffff"/>
         <w:tcBorders>
-          <w:top w:val="none"/>
+          <w:top w:val="none" w:color="000000" w:sz="4" w:space="0"/>
           <w:left w:val="single" w:color="000000" w:themeColor="text1" w:themeTint="80" w:sz="4" w:space="0"/>
-          <w:bottom w:val="none"/>
-          <w:right w:val="none"/>
+          <w:bottom w:val="none" w:color="000000" w:sz="4" w:space="0"/>
+          <w:right w:val="none" w:color="000000" w:sz="4" w:space="0"/>
         </w:tcBorders>
       </w:tcPr>
     </w:tblStylePr>
@@ -18010,9 +18439,9 @@
         <w:shd w:val="clear" w:color="ffffff" w:themeColor="light1" w:fill="ffffff" w:themeFill="light1"/>
         <w:tcBorders>
           <w:top w:val="single" w:color="000000" w:themeColor="text1" w:themeTint="80" w:sz="4" w:space="0"/>
-          <w:left w:val="none"/>
-          <w:bottom w:val="none"/>
-          <w:right w:val="none"/>
+          <w:left w:val="none" w:color="000000" w:sz="4" w:space="0"/>
+          <w:bottom w:val="none" w:color="000000" w:sz="4" w:space="0"/>
+          <w:right w:val="none" w:color="000000" w:sz="4" w:space="0"/>
         </w:tcBorders>
       </w:tcPr>
     </w:tblStylePr>
@@ -18082,9 +18511,9 @@
       </w:tcPr>
     </w:tblStylePr>
   </w:style>
-  <w:style w:type="table" w:styleId="62">
+  <w:style w:type="table" w:styleId="751">
     <w:name w:val="Grid Table 7 Colorful - Accent 1"/>
-    <w:basedOn w:val="665"/>
+    <w:basedOn w:val="887"/>
     <w:uiPriority w:val="99"/>
     <w:pPr>
       <w:pBdr/>
@@ -18186,11 +18615,11 @@
         <w:tblBorders/>
       </w:tblPr>
       <w:tcPr>
-        <w:shd w:color="ffffff"/>
+        <w:shd w:val="clear" w:color="ffffff"/>
         <w:tcBorders>
-          <w:top w:val="none"/>
-          <w:left w:val="none"/>
-          <w:bottom w:val="none"/>
+          <w:top w:val="none" w:color="000000" w:sz="4" w:space="0"/>
+          <w:left w:val="none" w:color="000000" w:sz="4" w:space="0"/>
+          <w:bottom w:val="none" w:color="000000" w:sz="4" w:space="0"/>
           <w:right w:val="single" w:color="000000" w:themeColor="accent1" w:themeTint="80" w:sz="4" w:space="0"/>
         </w:tcBorders>
       </w:tcPr>
@@ -18213,10 +18642,10 @@
       <w:tcPr>
         <w:shd w:val="clear" w:color="ffffff" w:themeColor="light1" w:fill="ffffff" w:themeFill="light1"/>
         <w:tcBorders>
-          <w:top w:val="none"/>
-          <w:left w:val="none"/>
+          <w:top w:val="none" w:color="000000" w:sz="4" w:space="0"/>
+          <w:left w:val="none" w:color="000000" w:sz="4" w:space="0"/>
           <w:bottom w:val="single" w:color="000000" w:themeColor="accent1" w:themeTint="80" w:sz="4" w:space="0"/>
-          <w:right w:val="none"/>
+          <w:right w:val="none" w:color="000000" w:sz="4" w:space="0"/>
         </w:tcBorders>
       </w:tcPr>
     </w:tblStylePr>
@@ -18236,12 +18665,12 @@
         <w:tblBorders/>
       </w:tblPr>
       <w:tcPr>
-        <w:shd w:color="ffffff"/>
+        <w:shd w:val="clear" w:color="ffffff"/>
         <w:tcBorders>
-          <w:top w:val="none"/>
+          <w:top w:val="none" w:color="000000" w:sz="4" w:space="0"/>
           <w:left w:val="single" w:color="000000" w:themeColor="accent1" w:themeTint="80" w:sz="4" w:space="0"/>
-          <w:bottom w:val="none"/>
-          <w:right w:val="none"/>
+          <w:bottom w:val="none" w:color="000000" w:sz="4" w:space="0"/>
+          <w:right w:val="none" w:color="000000" w:sz="4" w:space="0"/>
         </w:tcBorders>
       </w:tcPr>
     </w:tblStylePr>
@@ -18264,9 +18693,9 @@
         <w:shd w:val="clear" w:color="ffffff" w:themeColor="light1" w:fill="ffffff" w:themeFill="light1"/>
         <w:tcBorders>
           <w:top w:val="single" w:color="000000" w:themeColor="accent1" w:themeTint="80" w:sz="4" w:space="0"/>
-          <w:left w:val="none"/>
-          <w:bottom w:val="none"/>
-          <w:right w:val="none"/>
+          <w:left w:val="none" w:color="000000" w:sz="4" w:space="0"/>
+          <w:bottom w:val="none" w:color="000000" w:sz="4" w:space="0"/>
+          <w:right w:val="none" w:color="000000" w:sz="4" w:space="0"/>
         </w:tcBorders>
       </w:tcPr>
     </w:tblStylePr>
@@ -18336,9 +18765,9 @@
       </w:tcPr>
     </w:tblStylePr>
   </w:style>
-  <w:style w:type="table" w:styleId="63">
+  <w:style w:type="table" w:styleId="752">
     <w:name w:val="Grid Table 7 Colorful - Accent 2"/>
-    <w:basedOn w:val="665"/>
+    <w:basedOn w:val="887"/>
     <w:uiPriority w:val="99"/>
     <w:pPr>
       <w:pBdr/>
@@ -18440,11 +18869,11 @@
         <w:tblBorders/>
       </w:tblPr>
       <w:tcPr>
-        <w:shd w:color="ffffff"/>
+        <w:shd w:val="clear" w:color="ffffff"/>
         <w:tcBorders>
-          <w:top w:val="none"/>
-          <w:left w:val="none"/>
-          <w:bottom w:val="none"/>
+          <w:top w:val="none" w:color="000000" w:sz="4" w:space="0"/>
+          <w:left w:val="none" w:color="000000" w:sz="4" w:space="0"/>
+          <w:bottom w:val="none" w:color="000000" w:sz="4" w:space="0"/>
           <w:right w:val="single" w:color="000000" w:themeColor="accent2" w:themeTint="97" w:sz="4" w:space="0"/>
         </w:tcBorders>
       </w:tcPr>
@@ -18467,10 +18896,10 @@
       <w:tcPr>
         <w:shd w:val="clear" w:color="ffffff" w:themeColor="light1" w:fill="ffffff" w:themeFill="light1"/>
         <w:tcBorders>
-          <w:top w:val="none"/>
-          <w:left w:val="none"/>
+          <w:top w:val="none" w:color="000000" w:sz="4" w:space="0"/>
+          <w:left w:val="none" w:color="000000" w:sz="4" w:space="0"/>
           <w:bottom w:val="single" w:color="000000" w:themeColor="accent2" w:themeTint="97" w:sz="4" w:space="0"/>
-          <w:right w:val="none"/>
+          <w:right w:val="none" w:color="000000" w:sz="4" w:space="0"/>
         </w:tcBorders>
       </w:tcPr>
     </w:tblStylePr>
@@ -18490,12 +18919,12 @@
         <w:tblBorders/>
       </w:tblPr>
       <w:tcPr>
-        <w:shd w:color="ffffff"/>
+        <w:shd w:val="clear" w:color="ffffff"/>
         <w:tcBorders>
-          <w:top w:val="none"/>
+          <w:top w:val="none" w:color="000000" w:sz="4" w:space="0"/>
           <w:left w:val="single" w:color="000000" w:themeColor="accent2" w:themeTint="97" w:sz="4" w:space="0"/>
-          <w:bottom w:val="none"/>
-          <w:right w:val="none"/>
+          <w:bottom w:val="none" w:color="000000" w:sz="4" w:space="0"/>
+          <w:right w:val="none" w:color="000000" w:sz="4" w:space="0"/>
         </w:tcBorders>
       </w:tcPr>
     </w:tblStylePr>
@@ -18518,9 +18947,9 @@
         <w:shd w:val="clear" w:color="ffffff" w:themeColor="light1" w:fill="ffffff" w:themeFill="light1"/>
         <w:tcBorders>
           <w:top w:val="single" w:color="000000" w:themeColor="accent2" w:themeTint="97" w:sz="4" w:space="0"/>
-          <w:left w:val="none"/>
-          <w:bottom w:val="none"/>
-          <w:right w:val="none"/>
+          <w:left w:val="none" w:color="000000" w:sz="4" w:space="0"/>
+          <w:bottom w:val="none" w:color="000000" w:sz="4" w:space="0"/>
+          <w:right w:val="none" w:color="000000" w:sz="4" w:space="0"/>
         </w:tcBorders>
       </w:tcPr>
     </w:tblStylePr>
@@ -18590,9 +19019,9 @@
       </w:tcPr>
     </w:tblStylePr>
   </w:style>
-  <w:style w:type="table" w:styleId="64">
+  <w:style w:type="table" w:styleId="753">
     <w:name w:val="Grid Table 7 Colorful - Accent 3"/>
-    <w:basedOn w:val="665"/>
+    <w:basedOn w:val="887"/>
     <w:uiPriority w:val="99"/>
     <w:pPr>
       <w:pBdr/>
@@ -18694,11 +19123,11 @@
         <w:tblBorders/>
       </w:tblPr>
       <w:tcPr>
-        <w:shd w:color="ffffff"/>
+        <w:shd w:val="clear" w:color="ffffff"/>
         <w:tcBorders>
-          <w:top w:val="none"/>
-          <w:left w:val="none"/>
-          <w:bottom w:val="none"/>
+          <w:top w:val="none" w:color="000000" w:sz="4" w:space="0"/>
+          <w:left w:val="none" w:color="000000" w:sz="4" w:space="0"/>
+          <w:bottom w:val="none" w:color="000000" w:sz="4" w:space="0"/>
           <w:right w:val="single" w:color="000000" w:themeColor="accent3" w:themeTint="FE" w:sz="4" w:space="0"/>
         </w:tcBorders>
       </w:tcPr>
@@ -18721,10 +19150,10 @@
       <w:tcPr>
         <w:shd w:val="clear" w:color="ffffff" w:themeColor="light1" w:fill="ffffff" w:themeFill="light1"/>
         <w:tcBorders>
-          <w:top w:val="none"/>
-          <w:left w:val="none"/>
+          <w:top w:val="none" w:color="000000" w:sz="4" w:space="0"/>
+          <w:left w:val="none" w:color="000000" w:sz="4" w:space="0"/>
           <w:bottom w:val="single" w:color="000000" w:themeColor="accent3" w:themeTint="FE" w:sz="4" w:space="0"/>
-          <w:right w:val="none"/>
+          <w:right w:val="none" w:color="000000" w:sz="4" w:space="0"/>
         </w:tcBorders>
       </w:tcPr>
     </w:tblStylePr>
@@ -18744,12 +19173,12 @@
         <w:tblBorders/>
       </w:tblPr>
       <w:tcPr>
-        <w:shd w:color="ffffff"/>
+        <w:shd w:val="clear" w:color="ffffff"/>
         <w:tcBorders>
-          <w:top w:val="none"/>
+          <w:top w:val="none" w:color="000000" w:sz="4" w:space="0"/>
           <w:left w:val="single" w:color="000000" w:themeColor="accent3" w:themeTint="FE" w:sz="4" w:space="0"/>
-          <w:bottom w:val="none"/>
-          <w:right w:val="none"/>
+          <w:bottom w:val="none" w:color="000000" w:sz="4" w:space="0"/>
+          <w:right w:val="none" w:color="000000" w:sz="4" w:space="0"/>
         </w:tcBorders>
       </w:tcPr>
     </w:tblStylePr>
@@ -18772,9 +19201,9 @@
         <w:shd w:val="clear" w:color="ffffff" w:themeColor="light1" w:fill="ffffff" w:themeFill="light1"/>
         <w:tcBorders>
           <w:top w:val="single" w:color="000000" w:themeColor="accent3" w:themeTint="FE" w:sz="4" w:space="0"/>
-          <w:left w:val="none"/>
-          <w:bottom w:val="none"/>
-          <w:right w:val="none"/>
+          <w:left w:val="none" w:color="000000" w:sz="4" w:space="0"/>
+          <w:bottom w:val="none" w:color="000000" w:sz="4" w:space="0"/>
+          <w:right w:val="none" w:color="000000" w:sz="4" w:space="0"/>
         </w:tcBorders>
       </w:tcPr>
     </w:tblStylePr>
@@ -18844,9 +19273,9 @@
       </w:tcPr>
     </w:tblStylePr>
   </w:style>
-  <w:style w:type="table" w:styleId="65">
+  <w:style w:type="table" w:styleId="754">
     <w:name w:val="Grid Table 7 Colorful - Accent 4"/>
-    <w:basedOn w:val="665"/>
+    <w:basedOn w:val="887"/>
     <w:uiPriority w:val="99"/>
     <w:pPr>
       <w:pBdr/>
@@ -18948,11 +19377,11 @@
         <w:tblBorders/>
       </w:tblPr>
       <w:tcPr>
-        <w:shd w:color="ffffff"/>
+        <w:shd w:val="clear" w:color="ffffff"/>
         <w:tcBorders>
-          <w:top w:val="none"/>
-          <w:left w:val="none"/>
-          <w:bottom w:val="none"/>
+          <w:top w:val="none" w:color="000000" w:sz="4" w:space="0"/>
+          <w:left w:val="none" w:color="000000" w:sz="4" w:space="0"/>
+          <w:bottom w:val="none" w:color="000000" w:sz="4" w:space="0"/>
           <w:right w:val="single" w:color="000000" w:themeColor="accent4" w:themeTint="9A" w:sz="4" w:space="0"/>
         </w:tcBorders>
       </w:tcPr>
@@ -18975,10 +19404,10 @@
       <w:tcPr>
         <w:shd w:val="clear" w:color="ffffff" w:themeColor="light1" w:fill="ffffff" w:themeFill="light1"/>
         <w:tcBorders>
-          <w:top w:val="none"/>
-          <w:left w:val="none"/>
+          <w:top w:val="none" w:color="000000" w:sz="4" w:space="0"/>
+          <w:left w:val="none" w:color="000000" w:sz="4" w:space="0"/>
           <w:bottom w:val="single" w:color="000000" w:themeColor="accent4" w:themeTint="9A" w:sz="4" w:space="0"/>
-          <w:right w:val="none"/>
+          <w:right w:val="none" w:color="000000" w:sz="4" w:space="0"/>
         </w:tcBorders>
       </w:tcPr>
     </w:tblStylePr>
@@ -18998,12 +19427,12 @@
         <w:tblBorders/>
       </w:tblPr>
       <w:tcPr>
-        <w:shd w:color="ffffff"/>
+        <w:shd w:val="clear" w:color="ffffff"/>
         <w:tcBorders>
-          <w:top w:val="none"/>
+          <w:top w:val="none" w:color="000000" w:sz="4" w:space="0"/>
           <w:left w:val="single" w:color="000000" w:themeColor="accent4" w:themeTint="9A" w:sz="4" w:space="0"/>
-          <w:bottom w:val="none"/>
-          <w:right w:val="none"/>
+          <w:bottom w:val="none" w:color="000000" w:sz="4" w:space="0"/>
+          <w:right w:val="none" w:color="000000" w:sz="4" w:space="0"/>
         </w:tcBorders>
       </w:tcPr>
     </w:tblStylePr>
@@ -19026,9 +19455,9 @@
         <w:shd w:val="clear" w:color="ffffff" w:themeColor="light1" w:fill="ffffff" w:themeFill="light1"/>
         <w:tcBorders>
           <w:top w:val="single" w:color="000000" w:themeColor="accent4" w:themeTint="9A" w:sz="4" w:space="0"/>
-          <w:left w:val="none"/>
-          <w:bottom w:val="none"/>
-          <w:right w:val="none"/>
+          <w:left w:val="none" w:color="000000" w:sz="4" w:space="0"/>
+          <w:bottom w:val="none" w:color="000000" w:sz="4" w:space="0"/>
+          <w:right w:val="none" w:color="000000" w:sz="4" w:space="0"/>
         </w:tcBorders>
       </w:tcPr>
     </w:tblStylePr>
@@ -19098,9 +19527,9 @@
       </w:tcPr>
     </w:tblStylePr>
   </w:style>
-  <w:style w:type="table" w:styleId="66">
+  <w:style w:type="table" w:styleId="755">
     <w:name w:val="Grid Table 7 Colorful - Accent 5"/>
-    <w:basedOn w:val="665"/>
+    <w:basedOn w:val="887"/>
     <w:uiPriority w:val="99"/>
     <w:pPr>
       <w:pBdr/>
@@ -19202,11 +19631,11 @@
         <w:tblBorders/>
       </w:tblPr>
       <w:tcPr>
-        <w:shd w:color="ffffff"/>
+        <w:shd w:val="clear" w:color="ffffff"/>
         <w:tcBorders>
-          <w:top w:val="none"/>
-          <w:left w:val="none"/>
-          <w:bottom w:val="none"/>
+          <w:top w:val="none" w:color="000000" w:sz="4" w:space="0"/>
+          <w:left w:val="none" w:color="000000" w:sz="4" w:space="0"/>
+          <w:bottom w:val="none" w:color="000000" w:sz="4" w:space="0"/>
           <w:right w:val="single" w:color="000000" w:themeColor="accent5" w:themeTint="90" w:sz="4" w:space="0"/>
         </w:tcBorders>
       </w:tcPr>
@@ -19229,10 +19658,10 @@
       <w:tcPr>
         <w:shd w:val="clear" w:color="ffffff" w:themeColor="light1" w:fill="ffffff" w:themeFill="light1"/>
         <w:tcBorders>
-          <w:top w:val="none"/>
-          <w:left w:val="none"/>
+          <w:top w:val="none" w:color="000000" w:sz="4" w:space="0"/>
+          <w:left w:val="none" w:color="000000" w:sz="4" w:space="0"/>
           <w:bottom w:val="single" w:color="000000" w:themeColor="accent5" w:themeTint="90" w:sz="4" w:space="0"/>
-          <w:right w:val="none"/>
+          <w:right w:val="none" w:color="000000" w:sz="4" w:space="0"/>
         </w:tcBorders>
       </w:tcPr>
     </w:tblStylePr>
@@ -19252,12 +19681,12 @@
         <w:tblBorders/>
       </w:tblPr>
       <w:tcPr>
-        <w:shd w:color="ffffff"/>
+        <w:shd w:val="clear" w:color="ffffff"/>
         <w:tcBorders>
-          <w:top w:val="none"/>
+          <w:top w:val="none" w:color="000000" w:sz="4" w:space="0"/>
           <w:left w:val="single" w:color="000000" w:themeColor="accent5" w:themeTint="90" w:sz="4" w:space="0"/>
-          <w:bottom w:val="none"/>
-          <w:right w:val="none"/>
+          <w:bottom w:val="none" w:color="000000" w:sz="4" w:space="0"/>
+          <w:right w:val="none" w:color="000000" w:sz="4" w:space="0"/>
         </w:tcBorders>
       </w:tcPr>
     </w:tblStylePr>
@@ -19280,9 +19709,9 @@
         <w:shd w:val="clear" w:color="ffffff" w:themeColor="light1" w:fill="ffffff" w:themeFill="light1"/>
         <w:tcBorders>
           <w:top w:val="single" w:color="000000" w:themeColor="accent5" w:themeTint="90" w:sz="4" w:space="0"/>
-          <w:left w:val="none"/>
-          <w:bottom w:val="none"/>
-          <w:right w:val="none"/>
+          <w:left w:val="none" w:color="000000" w:sz="4" w:space="0"/>
+          <w:bottom w:val="none" w:color="000000" w:sz="4" w:space="0"/>
+          <w:right w:val="none" w:color="000000" w:sz="4" w:space="0"/>
         </w:tcBorders>
       </w:tcPr>
     </w:tblStylePr>
@@ -19352,9 +19781,9 @@
       </w:tcPr>
     </w:tblStylePr>
   </w:style>
-  <w:style w:type="table" w:styleId="67">
+  <w:style w:type="table" w:styleId="756">
     <w:name w:val="Grid Table 7 Colorful - Accent 6"/>
-    <w:basedOn w:val="665"/>
+    <w:basedOn w:val="887"/>
     <w:uiPriority w:val="99"/>
     <w:pPr>
       <w:pBdr/>
@@ -19456,11 +19885,11 @@
         <w:tblBorders/>
       </w:tblPr>
       <w:tcPr>
-        <w:shd w:color="ffffff"/>
+        <w:shd w:val="clear" w:color="ffffff"/>
         <w:tcBorders>
-          <w:top w:val="none"/>
-          <w:left w:val="none"/>
-          <w:bottom w:val="none"/>
+          <w:top w:val="none" w:color="000000" w:sz="4" w:space="0"/>
+          <w:left w:val="none" w:color="000000" w:sz="4" w:space="0"/>
+          <w:bottom w:val="none" w:color="000000" w:sz="4" w:space="0"/>
           <w:right w:val="single" w:color="000000" w:themeColor="accent6" w:themeTint="90" w:sz="4" w:space="0"/>
         </w:tcBorders>
       </w:tcPr>
@@ -19483,10 +19912,10 @@
       <w:tcPr>
         <w:shd w:val="clear" w:color="ffffff" w:themeColor="light1" w:fill="ffffff" w:themeFill="light1"/>
         <w:tcBorders>
-          <w:top w:val="none"/>
-          <w:left w:val="none"/>
+          <w:top w:val="none" w:color="000000" w:sz="4" w:space="0"/>
+          <w:left w:val="none" w:color="000000" w:sz="4" w:space="0"/>
           <w:bottom w:val="single" w:color="000000" w:themeColor="accent6" w:themeTint="90" w:sz="4" w:space="0"/>
-          <w:right w:val="none"/>
+          <w:right w:val="none" w:color="000000" w:sz="4" w:space="0"/>
         </w:tcBorders>
       </w:tcPr>
     </w:tblStylePr>
@@ -19506,12 +19935,12 @@
         <w:tblBorders/>
       </w:tblPr>
       <w:tcPr>
-        <w:shd w:color="ffffff"/>
+        <w:shd w:val="clear" w:color="ffffff"/>
         <w:tcBorders>
-          <w:top w:val="none"/>
+          <w:top w:val="none" w:color="000000" w:sz="4" w:space="0"/>
           <w:left w:val="single" w:color="000000" w:themeColor="accent6" w:themeTint="90" w:sz="4" w:space="0"/>
-          <w:bottom w:val="none"/>
-          <w:right w:val="none"/>
+          <w:bottom w:val="none" w:color="000000" w:sz="4" w:space="0"/>
+          <w:right w:val="none" w:color="000000" w:sz="4" w:space="0"/>
         </w:tcBorders>
       </w:tcPr>
     </w:tblStylePr>
@@ -19534,9 +19963,9 @@
         <w:shd w:val="clear" w:color="ffffff" w:themeColor="light1" w:fill="ffffff" w:themeFill="light1"/>
         <w:tcBorders>
           <w:top w:val="single" w:color="000000" w:themeColor="accent6" w:themeTint="90" w:sz="4" w:space="0"/>
-          <w:left w:val="none"/>
-          <w:bottom w:val="none"/>
-          <w:right w:val="none"/>
+          <w:left w:val="none" w:color="000000" w:sz="4" w:space="0"/>
+          <w:bottom w:val="none" w:color="000000" w:sz="4" w:space="0"/>
+          <w:right w:val="none" w:color="000000" w:sz="4" w:space="0"/>
         </w:tcBorders>
       </w:tcPr>
     </w:tblStylePr>
@@ -19606,9 +20035,9 @@
       </w:tcPr>
     </w:tblStylePr>
   </w:style>
-  <w:style w:type="table" w:styleId="68">
+  <w:style w:type="table" w:styleId="757">
     <w:name w:val="List Table 1 Light"/>
-    <w:basedOn w:val="665"/>
+    <w:basedOn w:val="887"/>
     <w:uiPriority w:val="99"/>
     <w:pPr>
       <w:pBdr/>
@@ -19822,9 +20251,9 @@
       </w:tcPr>
     </w:tblStylePr>
   </w:style>
-  <w:style w:type="table" w:styleId="69">
+  <w:style w:type="table" w:styleId="758">
     <w:name w:val="List Table 1 Light - Accent 1"/>
-    <w:basedOn w:val="665"/>
+    <w:basedOn w:val="887"/>
     <w:uiPriority w:val="99"/>
     <w:pPr>
       <w:pBdr/>
@@ -20038,9 +20467,9 @@
       </w:tcPr>
     </w:tblStylePr>
   </w:style>
-  <w:style w:type="table" w:styleId="70">
+  <w:style w:type="table" w:styleId="759">
     <w:name w:val="List Table 1 Light - Accent 2"/>
-    <w:basedOn w:val="665"/>
+    <w:basedOn w:val="887"/>
     <w:uiPriority w:val="99"/>
     <w:pPr>
       <w:pBdr/>
@@ -20254,9 +20683,9 @@
       </w:tcPr>
     </w:tblStylePr>
   </w:style>
-  <w:style w:type="table" w:styleId="71">
+  <w:style w:type="table" w:styleId="760">
     <w:name w:val="List Table 1 Light - Accent 3"/>
-    <w:basedOn w:val="665"/>
+    <w:basedOn w:val="887"/>
     <w:uiPriority w:val="99"/>
     <w:pPr>
       <w:pBdr/>
@@ -20470,9 +20899,9 @@
       </w:tcPr>
     </w:tblStylePr>
   </w:style>
-  <w:style w:type="table" w:styleId="72">
+  <w:style w:type="table" w:styleId="761">
     <w:name w:val="List Table 1 Light - Accent 4"/>
-    <w:basedOn w:val="665"/>
+    <w:basedOn w:val="887"/>
     <w:uiPriority w:val="99"/>
     <w:pPr>
       <w:pBdr/>
@@ -20686,9 +21115,9 @@
       </w:tcPr>
     </w:tblStylePr>
   </w:style>
-  <w:style w:type="table" w:styleId="73">
+  <w:style w:type="table" w:styleId="762">
     <w:name w:val="List Table 1 Light - Accent 5"/>
-    <w:basedOn w:val="665"/>
+    <w:basedOn w:val="887"/>
     <w:uiPriority w:val="99"/>
     <w:pPr>
       <w:pBdr/>
@@ -20902,9 +21331,9 @@
       </w:tcPr>
     </w:tblStylePr>
   </w:style>
-  <w:style w:type="table" w:styleId="74">
+  <w:style w:type="table" w:styleId="763">
     <w:name w:val="List Table 1 Light - Accent 6"/>
-    <w:basedOn w:val="665"/>
+    <w:basedOn w:val="887"/>
     <w:uiPriority w:val="99"/>
     <w:pPr>
       <w:pBdr/>
@@ -21118,9 +21547,9 @@
       </w:tcPr>
     </w:tblStylePr>
   </w:style>
-  <w:style w:type="table" w:styleId="75">
+  <w:style w:type="table" w:styleId="764">
     <w:name w:val="List Table 2"/>
-    <w:basedOn w:val="665"/>
+    <w:basedOn w:val="887"/>
     <w:uiPriority w:val="99"/>
     <w:pPr>
       <w:pBdr/>
@@ -21356,9 +21785,9 @@
       </w:tcPr>
     </w:tblStylePr>
   </w:style>
-  <w:style w:type="table" w:styleId="76">
+  <w:style w:type="table" w:styleId="765">
     <w:name w:val="List Table 2 - Accent 1"/>
-    <w:basedOn w:val="665"/>
+    <w:basedOn w:val="887"/>
     <w:uiPriority w:val="99"/>
     <w:pPr>
       <w:pBdr/>
@@ -21594,9 +22023,9 @@
       </w:tcPr>
     </w:tblStylePr>
   </w:style>
-  <w:style w:type="table" w:styleId="77">
+  <w:style w:type="table" w:styleId="766">
     <w:name w:val="List Table 2 - Accent 2"/>
-    <w:basedOn w:val="665"/>
+    <w:basedOn w:val="887"/>
     <w:uiPriority w:val="99"/>
     <w:pPr>
       <w:pBdr/>
@@ -21832,9 +22261,9 @@
       </w:tcPr>
     </w:tblStylePr>
   </w:style>
-  <w:style w:type="table" w:styleId="78">
+  <w:style w:type="table" w:styleId="767">
     <w:name w:val="List Table 2 - Accent 3"/>
-    <w:basedOn w:val="665"/>
+    <w:basedOn w:val="887"/>
     <w:uiPriority w:val="99"/>
     <w:pPr>
       <w:pBdr/>
@@ -22070,9 +22499,9 @@
       </w:tcPr>
     </w:tblStylePr>
   </w:style>
-  <w:style w:type="table" w:styleId="79">
+  <w:style w:type="table" w:styleId="768">
     <w:name w:val="List Table 2 - Accent 4"/>
-    <w:basedOn w:val="665"/>
+    <w:basedOn w:val="887"/>
     <w:uiPriority w:val="99"/>
     <w:pPr>
       <w:pBdr/>
@@ -22308,9 +22737,9 @@
       </w:tcPr>
     </w:tblStylePr>
   </w:style>
-  <w:style w:type="table" w:styleId="80">
+  <w:style w:type="table" w:styleId="769">
     <w:name w:val="List Table 2 - Accent 5"/>
-    <w:basedOn w:val="665"/>
+    <w:basedOn w:val="887"/>
     <w:uiPriority w:val="99"/>
     <w:pPr>
       <w:pBdr/>
@@ -22546,9 +22975,9 @@
       </w:tcPr>
     </w:tblStylePr>
   </w:style>
-  <w:style w:type="table" w:styleId="81">
+  <w:style w:type="table" w:styleId="770">
     <w:name w:val="List Table 2 - Accent 6"/>
-    <w:basedOn w:val="665"/>
+    <w:basedOn w:val="887"/>
     <w:uiPriority w:val="99"/>
     <w:pPr>
       <w:pBdr/>
@@ -22784,9 +23213,9 @@
       </w:tcPr>
     </w:tblStylePr>
   </w:style>
-  <w:style w:type="table" w:styleId="82">
+  <w:style w:type="table" w:styleId="771">
     <w:name w:val="List Table 3"/>
-    <w:basedOn w:val="665"/>
+    <w:basedOn w:val="887"/>
     <w:uiPriority w:val="99"/>
     <w:pPr>
       <w:pBdr/>
@@ -23012,9 +23441,9 @@
       </w:tcPr>
     </w:tblStylePr>
   </w:style>
-  <w:style w:type="table" w:styleId="83">
+  <w:style w:type="table" w:styleId="772">
     <w:name w:val="List Table 3 - Accent 1"/>
-    <w:basedOn w:val="665"/>
+    <w:basedOn w:val="887"/>
     <w:uiPriority w:val="99"/>
     <w:pPr>
       <w:pBdr/>
@@ -23240,9 +23669,9 @@
       </w:tcPr>
     </w:tblStylePr>
   </w:style>
-  <w:style w:type="table" w:styleId="84">
+  <w:style w:type="table" w:styleId="773">
     <w:name w:val="List Table 3 - Accent 2"/>
-    <w:basedOn w:val="665"/>
+    <w:basedOn w:val="887"/>
     <w:uiPriority w:val="99"/>
     <w:pPr>
       <w:pBdr/>
@@ -23468,9 +23897,9 @@
       </w:tcPr>
     </w:tblStylePr>
   </w:style>
-  <w:style w:type="table" w:styleId="85">
+  <w:style w:type="table" w:styleId="774">
     <w:name w:val="List Table 3 - Accent 3"/>
-    <w:basedOn w:val="665"/>
+    <w:basedOn w:val="887"/>
     <w:uiPriority w:val="99"/>
     <w:pPr>
       <w:pBdr/>
@@ -23696,9 +24125,9 @@
       </w:tcPr>
     </w:tblStylePr>
   </w:style>
-  <w:style w:type="table" w:styleId="86">
+  <w:style w:type="table" w:styleId="775">
     <w:name w:val="List Table 3 - Accent 4"/>
-    <w:basedOn w:val="665"/>
+    <w:basedOn w:val="887"/>
     <w:uiPriority w:val="99"/>
     <w:pPr>
       <w:pBdr/>
@@ -23924,9 +24353,9 @@
       </w:tcPr>
     </w:tblStylePr>
   </w:style>
-  <w:style w:type="table" w:styleId="87">
+  <w:style w:type="table" w:styleId="776">
     <w:name w:val="List Table 3 - Accent 5"/>
-    <w:basedOn w:val="665"/>
+    <w:basedOn w:val="887"/>
     <w:uiPriority w:val="99"/>
     <w:pPr>
       <w:pBdr/>
@@ -24152,9 +24581,9 @@
       </w:tcPr>
     </w:tblStylePr>
   </w:style>
-  <w:style w:type="table" w:styleId="88">
+  <w:style w:type="table" w:styleId="777">
     <w:name w:val="List Table 3 - Accent 6"/>
-    <w:basedOn w:val="665"/>
+    <w:basedOn w:val="887"/>
     <w:uiPriority w:val="99"/>
     <w:pPr>
       <w:pBdr/>
@@ -24380,9 +24809,9 @@
       </w:tcPr>
     </w:tblStylePr>
   </w:style>
-  <w:style w:type="table" w:styleId="89">
+  <w:style w:type="table" w:styleId="778">
     <w:name w:val="List Table 4"/>
-    <w:basedOn w:val="665"/>
+    <w:basedOn w:val="887"/>
     <w:uiPriority w:val="99"/>
     <w:pPr>
       <w:pBdr/>
@@ -24605,9 +25034,9 @@
       </w:tcPr>
     </w:tblStylePr>
   </w:style>
-  <w:style w:type="table" w:styleId="90">
+  <w:style w:type="table" w:styleId="779">
     <w:name w:val="List Table 4 - Accent 1"/>
-    <w:basedOn w:val="665"/>
+    <w:basedOn w:val="887"/>
     <w:uiPriority w:val="99"/>
     <w:pPr>
       <w:pBdr/>
@@ -24830,9 +25259,9 @@
       </w:tcPr>
     </w:tblStylePr>
   </w:style>
-  <w:style w:type="table" w:styleId="91">
+  <w:style w:type="table" w:styleId="780">
     <w:name w:val="List Table 4 - Accent 2"/>
-    <w:basedOn w:val="665"/>
+    <w:basedOn w:val="887"/>
     <w:uiPriority w:val="99"/>
     <w:pPr>
       <w:pBdr/>
@@ -25055,9 +25484,9 @@
       </w:tcPr>
     </w:tblStylePr>
   </w:style>
-  <w:style w:type="table" w:styleId="92">
+  <w:style w:type="table" w:styleId="781">
     <w:name w:val="List Table 4 - Accent 3"/>
-    <w:basedOn w:val="665"/>
+    <w:basedOn w:val="887"/>
     <w:uiPriority w:val="99"/>
     <w:pPr>
       <w:pBdr/>
@@ -25280,9 +25709,9 @@
       </w:tcPr>
     </w:tblStylePr>
   </w:style>
-  <w:style w:type="table" w:styleId="93">
+  <w:style w:type="table" w:styleId="782">
     <w:name w:val="List Table 4 - Accent 4"/>
-    <w:basedOn w:val="665"/>
+    <w:basedOn w:val="887"/>
     <w:uiPriority w:val="99"/>
     <w:pPr>
       <w:pBdr/>
@@ -25505,9 +25934,9 @@
       </w:tcPr>
     </w:tblStylePr>
   </w:style>
-  <w:style w:type="table" w:styleId="94">
+  <w:style w:type="table" w:styleId="783">
     <w:name w:val="List Table 4 - Accent 5"/>
-    <w:basedOn w:val="665"/>
+    <w:basedOn w:val="887"/>
     <w:uiPriority w:val="99"/>
     <w:pPr>
       <w:pBdr/>
@@ -25730,9 +26159,9 @@
       </w:tcPr>
     </w:tblStylePr>
   </w:style>
-  <w:style w:type="table" w:styleId="95">
+  <w:style w:type="table" w:styleId="784">
     <w:name w:val="List Table 4 - Accent 6"/>
-    <w:basedOn w:val="665"/>
+    <w:basedOn w:val="887"/>
     <w:uiPriority w:val="99"/>
     <w:pPr>
       <w:pBdr/>
@@ -25955,9 +26384,9 @@
       </w:tcPr>
     </w:tblStylePr>
   </w:style>
-  <w:style w:type="table" w:styleId="96">
+  <w:style w:type="table" w:styleId="785">
     <w:name w:val="List Table 5 Dark"/>
-    <w:basedOn w:val="665"/>
+    <w:basedOn w:val="887"/>
     <w:uiPriority w:val="99"/>
     <w:pPr>
       <w:pBdr/>
@@ -26197,9 +26626,9 @@
       </w:tcPr>
     </w:tblStylePr>
   </w:style>
-  <w:style w:type="table" w:styleId="97">
+  <w:style w:type="table" w:styleId="786">
     <w:name w:val="List Table 5 Dark - Accent 1"/>
-    <w:basedOn w:val="665"/>
+    <w:basedOn w:val="887"/>
     <w:uiPriority w:val="99"/>
     <w:pPr>
       <w:pBdr/>
@@ -26439,9 +26868,9 @@
       </w:tcPr>
     </w:tblStylePr>
   </w:style>
-  <w:style w:type="table" w:styleId="98">
+  <w:style w:type="table" w:styleId="787">
     <w:name w:val="List Table 5 Dark - Accent 2"/>
-    <w:basedOn w:val="665"/>
+    <w:basedOn w:val="887"/>
     <w:uiPriority w:val="99"/>
     <w:pPr>
       <w:pBdr/>
@@ -26681,9 +27110,9 @@
       </w:tcPr>
     </w:tblStylePr>
   </w:style>
-  <w:style w:type="table" w:styleId="99">
+  <w:style w:type="table" w:styleId="788">
     <w:name w:val="List Table 5 Dark - Accent 3"/>
-    <w:basedOn w:val="665"/>
+    <w:basedOn w:val="887"/>
     <w:uiPriority w:val="99"/>
     <w:pPr>
       <w:pBdr/>
@@ -26923,9 +27352,9 @@
       </w:tcPr>
     </w:tblStylePr>
   </w:style>
-  <w:style w:type="table" w:styleId="100">
+  <w:style w:type="table" w:styleId="789">
     <w:name w:val="List Table 5 Dark - Accent 4"/>
-    <w:basedOn w:val="665"/>
+    <w:basedOn w:val="887"/>
     <w:uiPriority w:val="99"/>
     <w:pPr>
       <w:pBdr/>
@@ -27165,9 +27594,9 @@
       </w:tcPr>
     </w:tblStylePr>
   </w:style>
-  <w:style w:type="table" w:styleId="101">
+  <w:style w:type="table" w:styleId="790">
     <w:name w:val="List Table 5 Dark - Accent 5"/>
-    <w:basedOn w:val="665"/>
+    <w:basedOn w:val="887"/>
     <w:uiPriority w:val="99"/>
     <w:pPr>
       <w:pBdr/>
@@ -27407,9 +27836,9 @@
       </w:tcPr>
     </w:tblStylePr>
   </w:style>
-  <w:style w:type="table" w:styleId="102">
+  <w:style w:type="table" w:styleId="791">
     <w:name w:val="List Table 5 Dark - Accent 6"/>
-    <w:basedOn w:val="665"/>
+    <w:basedOn w:val="887"/>
     <w:uiPriority w:val="99"/>
     <w:pPr>
       <w:pBdr/>
@@ -27649,9 +28078,9 @@
       </w:tcPr>
     </w:tblStylePr>
   </w:style>
-  <w:style w:type="table" w:styleId="103">
+  <w:style w:type="table" w:styleId="792">
     <w:name w:val="List Table 6 Colorful"/>
-    <w:basedOn w:val="665"/>
+    <w:basedOn w:val="887"/>
     <w:uiPriority w:val="99"/>
     <w:pPr>
       <w:pBdr/>
@@ -27872,9 +28301,9 @@
       </w:tcPr>
     </w:tblStylePr>
   </w:style>
-  <w:style w:type="table" w:styleId="104">
+  <w:style w:type="table" w:styleId="793">
     <w:name w:val="List Table 6 Colorful - Accent 1"/>
-    <w:basedOn w:val="665"/>
+    <w:basedOn w:val="887"/>
     <w:uiPriority w:val="99"/>
     <w:pPr>
       <w:pBdr/>
@@ -28095,9 +28524,9 @@
       </w:tcPr>
     </w:tblStylePr>
   </w:style>
-  <w:style w:type="table" w:styleId="105">
+  <w:style w:type="table" w:styleId="794">
     <w:name w:val="List Table 6 Colorful - Accent 2"/>
-    <w:basedOn w:val="665"/>
+    <w:basedOn w:val="887"/>
     <w:uiPriority w:val="99"/>
     <w:pPr>
       <w:pBdr/>
@@ -28318,9 +28747,9 @@
       </w:tcPr>
     </w:tblStylePr>
   </w:style>
-  <w:style w:type="table" w:styleId="106">
+  <w:style w:type="table" w:styleId="795">
     <w:name w:val="List Table 6 Colorful - Accent 3"/>
-    <w:basedOn w:val="665"/>
+    <w:basedOn w:val="887"/>
     <w:uiPriority w:val="99"/>
     <w:pPr>
       <w:pBdr/>
@@ -28541,9 +28970,9 @@
       </w:tcPr>
     </w:tblStylePr>
   </w:style>
-  <w:style w:type="table" w:styleId="107">
+  <w:style w:type="table" w:styleId="796">
     <w:name w:val="List Table 6 Colorful - Accent 4"/>
-    <w:basedOn w:val="665"/>
+    <w:basedOn w:val="887"/>
     <w:uiPriority w:val="99"/>
     <w:pPr>
       <w:pBdr/>
@@ -28764,9 +29193,9 @@
       </w:tcPr>
     </w:tblStylePr>
   </w:style>
-  <w:style w:type="table" w:styleId="108">
+  <w:style w:type="table" w:styleId="797">
     <w:name w:val="List Table 6 Colorful - Accent 5"/>
-    <w:basedOn w:val="665"/>
+    <w:basedOn w:val="887"/>
     <w:uiPriority w:val="99"/>
     <w:pPr>
       <w:pBdr/>
@@ -28987,9 +29416,9 @@
       </w:tcPr>
     </w:tblStylePr>
   </w:style>
-  <w:style w:type="table" w:styleId="109">
+  <w:style w:type="table" w:styleId="798">
     <w:name w:val="List Table 6 Colorful - Accent 6"/>
-    <w:basedOn w:val="665"/>
+    <w:basedOn w:val="887"/>
     <w:uiPriority w:val="99"/>
     <w:pPr>
       <w:pBdr/>
@@ -29210,9 +29639,9 @@
       </w:tcPr>
     </w:tblStylePr>
   </w:style>
-  <w:style w:type="table" w:styleId="110">
+  <w:style w:type="table" w:styleId="799">
     <w:name w:val="List Table 7 Colorful"/>
-    <w:basedOn w:val="665"/>
+    <w:basedOn w:val="887"/>
     <w:uiPriority w:val="99"/>
     <w:pPr>
       <w:pBdr/>
@@ -29311,11 +29740,11 @@
         <w:tblBorders/>
       </w:tblPr>
       <w:tcPr>
-        <w:shd w:color="ffffff"/>
+        <w:shd w:val="clear" w:color="ffffff"/>
         <w:tcBorders>
-          <w:top w:val="none"/>
-          <w:left w:val="none"/>
-          <w:bottom w:val="none"/>
+          <w:top w:val="none" w:color="000000" w:sz="4" w:space="0"/>
+          <w:left w:val="none" w:color="000000" w:sz="4" w:space="0"/>
+          <w:bottom w:val="none" w:color="000000" w:sz="4" w:space="0"/>
           <w:right w:val="single" w:color="000000" w:themeColor="text1" w:themeTint="80" w:sz="4" w:space="0"/>
         </w:tcBorders>
       </w:tcPr>
@@ -29338,10 +29767,10 @@
       <w:tcPr>
         <w:shd w:val="clear" w:color="ffffff" w:themeColor="light1" w:fill="ffffff" w:themeFill="light1"/>
         <w:tcBorders>
-          <w:top w:val="none"/>
-          <w:left w:val="none"/>
+          <w:top w:val="none" w:color="000000" w:sz="4" w:space="0"/>
+          <w:left w:val="none" w:color="000000" w:sz="4" w:space="0"/>
           <w:bottom w:val="single" w:color="000000" w:themeColor="text1" w:themeTint="80" w:sz="4" w:space="0"/>
-          <w:right w:val="none"/>
+          <w:right w:val="none" w:color="000000" w:sz="4" w:space="0"/>
         </w:tcBorders>
       </w:tcPr>
     </w:tblStylePr>
@@ -29361,12 +29790,12 @@
         <w:tblBorders/>
       </w:tblPr>
       <w:tcPr>
-        <w:shd w:color="ffffff"/>
+        <w:shd w:val="clear" w:color="ffffff"/>
         <w:tcBorders>
-          <w:top w:val="none"/>
+          <w:top w:val="none" w:color="000000" w:sz="4" w:space="0"/>
           <w:left w:val="single" w:color="000000" w:themeColor="text1" w:themeTint="80" w:sz="4" w:space="0"/>
-          <w:bottom w:val="none"/>
-          <w:right w:val="none"/>
+          <w:bottom w:val="none" w:color="000000" w:sz="4" w:space="0"/>
+          <w:right w:val="none" w:color="000000" w:sz="4" w:space="0"/>
         </w:tcBorders>
       </w:tcPr>
     </w:tblStylePr>
@@ -29389,9 +29818,9 @@
         <w:shd w:val="clear" w:color="ffffff" w:themeColor="light1" w:fill="ffffff" w:themeFill="light1"/>
         <w:tcBorders>
           <w:top w:val="single" w:color="000000" w:themeColor="text1" w:themeTint="80" w:sz="4" w:space="0"/>
-          <w:left w:val="none"/>
-          <w:bottom w:val="none"/>
-          <w:right w:val="none"/>
+          <w:left w:val="none" w:color="000000" w:sz="4" w:space="0"/>
+          <w:bottom w:val="none" w:color="000000" w:sz="4" w:space="0"/>
+          <w:right w:val="none" w:color="000000" w:sz="4" w:space="0"/>
         </w:tcBorders>
       </w:tcPr>
     </w:tblStylePr>
@@ -29466,9 +29895,9 @@
       </w:tcPr>
     </w:tblStylePr>
   </w:style>
-  <w:style w:type="table" w:styleId="111">
+  <w:style w:type="table" w:styleId="800">
     <w:name w:val="List Table 7 Colorful - Accent 1"/>
-    <w:basedOn w:val="665"/>
+    <w:basedOn w:val="887"/>
     <w:uiPriority w:val="99"/>
     <w:pPr>
       <w:pBdr/>
@@ -29567,11 +29996,11 @@
         <w:tblBorders/>
       </w:tblPr>
       <w:tcPr>
-        <w:shd w:color="ffffff"/>
+        <w:shd w:val="clear" w:color="ffffff"/>
         <w:tcBorders>
-          <w:top w:val="none"/>
-          <w:left w:val="none"/>
-          <w:bottom w:val="none"/>
+          <w:top w:val="none" w:color="000000" w:sz="4" w:space="0"/>
+          <w:left w:val="none" w:color="000000" w:sz="4" w:space="0"/>
+          <w:bottom w:val="none" w:color="000000" w:sz="4" w:space="0"/>
           <w:right w:val="single" w:color="000000" w:themeColor="accent1" w:sz="4" w:space="0"/>
         </w:tcBorders>
       </w:tcPr>
@@ -29594,10 +30023,10 @@
       <w:tcPr>
         <w:shd w:val="clear" w:color="ffffff" w:themeColor="light1" w:fill="ffffff" w:themeFill="light1"/>
         <w:tcBorders>
-          <w:top w:val="none"/>
-          <w:left w:val="none"/>
+          <w:top w:val="none" w:color="000000" w:sz="4" w:space="0"/>
+          <w:left w:val="none" w:color="000000" w:sz="4" w:space="0"/>
           <w:bottom w:val="single" w:color="000000" w:themeColor="accent1" w:sz="4" w:space="0"/>
-          <w:right w:val="none"/>
+          <w:right w:val="none" w:color="000000" w:sz="4" w:space="0"/>
         </w:tcBorders>
       </w:tcPr>
     </w:tblStylePr>
@@ -29617,12 +30046,12 @@
         <w:tblBorders/>
       </w:tblPr>
       <w:tcPr>
-        <w:shd w:color="ffffff"/>
+        <w:shd w:val="clear" w:color="ffffff"/>
         <w:tcBorders>
-          <w:top w:val="none"/>
+          <w:top w:val="none" w:color="000000" w:sz="4" w:space="0"/>
           <w:left w:val="single" w:color="000000" w:themeColor="accent1" w:sz="4" w:space="0"/>
-          <w:bottom w:val="none"/>
-          <w:right w:val="none"/>
+          <w:bottom w:val="none" w:color="000000" w:sz="4" w:space="0"/>
+          <w:right w:val="none" w:color="000000" w:sz="4" w:space="0"/>
         </w:tcBorders>
       </w:tcPr>
     </w:tblStylePr>
@@ -29645,9 +30074,9 @@
         <w:shd w:val="clear" w:color="ffffff" w:themeColor="light1" w:fill="ffffff" w:themeFill="light1"/>
         <w:tcBorders>
           <w:top w:val="single" w:color="000000" w:themeColor="accent1" w:sz="4" w:space="0"/>
-          <w:left w:val="none"/>
-          <w:bottom w:val="none"/>
-          <w:right w:val="none"/>
+          <w:left w:val="none" w:color="000000" w:sz="4" w:space="0"/>
+          <w:bottom w:val="none" w:color="000000" w:sz="4" w:space="0"/>
+          <w:right w:val="none" w:color="000000" w:sz="4" w:space="0"/>
         </w:tcBorders>
       </w:tcPr>
     </w:tblStylePr>
@@ -29722,9 +30151,9 @@
       </w:tcPr>
     </w:tblStylePr>
   </w:style>
-  <w:style w:type="table" w:styleId="112">
+  <w:style w:type="table" w:styleId="801">
     <w:name w:val="List Table 7 Colorful - Accent 2"/>
-    <w:basedOn w:val="665"/>
+    <w:basedOn w:val="887"/>
     <w:uiPriority w:val="99"/>
     <w:pPr>
       <w:pBdr/>
@@ -29823,11 +30252,11 @@
         <w:tblBorders/>
       </w:tblPr>
       <w:tcPr>
-        <w:shd w:color="ffffff"/>
+        <w:shd w:val="clear" w:color="ffffff"/>
         <w:tcBorders>
-          <w:top w:val="none"/>
-          <w:left w:val="none"/>
-          <w:bottom w:val="none"/>
+          <w:top w:val="none" w:color="000000" w:sz="4" w:space="0"/>
+          <w:left w:val="none" w:color="000000" w:sz="4" w:space="0"/>
+          <w:bottom w:val="none" w:color="000000" w:sz="4" w:space="0"/>
           <w:right w:val="single" w:color="000000" w:themeColor="accent2" w:themeTint="97" w:sz="4" w:space="0"/>
         </w:tcBorders>
       </w:tcPr>
@@ -29850,10 +30279,10 @@
       <w:tcPr>
         <w:shd w:val="clear" w:color="ffffff" w:themeColor="light1" w:fill="ffffff" w:themeFill="light1"/>
         <w:tcBorders>
-          <w:top w:val="none"/>
-          <w:left w:val="none"/>
+          <w:top w:val="none" w:color="000000" w:sz="4" w:space="0"/>
+          <w:left w:val="none" w:color="000000" w:sz="4" w:space="0"/>
           <w:bottom w:val="single" w:color="000000" w:themeColor="accent2" w:themeTint="97" w:sz="4" w:space="0"/>
-          <w:right w:val="none"/>
+          <w:right w:val="none" w:color="000000" w:sz="4" w:space="0"/>
         </w:tcBorders>
       </w:tcPr>
     </w:tblStylePr>
@@ -29873,12 +30302,12 @@
         <w:tblBorders/>
       </w:tblPr>
       <w:tcPr>
-        <w:shd w:color="ffffff"/>
+        <w:shd w:val="clear" w:color="ffffff"/>
         <w:tcBorders>
-          <w:top w:val="none"/>
+          <w:top w:val="none" w:color="000000" w:sz="4" w:space="0"/>
           <w:left w:val="single" w:color="000000" w:themeColor="accent2" w:themeTint="97" w:sz="4" w:space="0"/>
-          <w:bottom w:val="none"/>
-          <w:right w:val="none"/>
+          <w:bottom w:val="none" w:color="000000" w:sz="4" w:space="0"/>
+          <w:right w:val="none" w:color="000000" w:sz="4" w:space="0"/>
         </w:tcBorders>
       </w:tcPr>
     </w:tblStylePr>
@@ -29901,9 +30330,9 @@
         <w:shd w:val="clear" w:color="ffffff" w:themeColor="light1" w:fill="ffffff" w:themeFill="light1"/>
         <w:tcBorders>
           <w:top w:val="single" w:color="000000" w:themeColor="accent2" w:themeTint="97" w:sz="4" w:space="0"/>
-          <w:left w:val="none"/>
-          <w:bottom w:val="none"/>
-          <w:right w:val="none"/>
+          <w:left w:val="none" w:color="000000" w:sz="4" w:space="0"/>
+          <w:bottom w:val="none" w:color="000000" w:sz="4" w:space="0"/>
+          <w:right w:val="none" w:color="000000" w:sz="4" w:space="0"/>
         </w:tcBorders>
       </w:tcPr>
     </w:tblStylePr>
@@ -29978,9 +30407,9 @@
       </w:tcPr>
     </w:tblStylePr>
   </w:style>
-  <w:style w:type="table" w:styleId="113">
+  <w:style w:type="table" w:styleId="802">
     <w:name w:val="List Table 7 Colorful - Accent 3"/>
-    <w:basedOn w:val="665"/>
+    <w:basedOn w:val="887"/>
     <w:uiPriority w:val="99"/>
     <w:pPr>
       <w:pBdr/>
@@ -30079,11 +30508,11 @@
         <w:tblBorders/>
       </w:tblPr>
       <w:tcPr>
-        <w:shd w:color="ffffff"/>
+        <w:shd w:val="clear" w:color="ffffff"/>
         <w:tcBorders>
-          <w:top w:val="none"/>
-          <w:left w:val="none"/>
-          <w:bottom w:val="none"/>
+          <w:top w:val="none" w:color="000000" w:sz="4" w:space="0"/>
+          <w:left w:val="none" w:color="000000" w:sz="4" w:space="0"/>
+          <w:bottom w:val="none" w:color="000000" w:sz="4" w:space="0"/>
           <w:right w:val="single" w:color="000000" w:themeColor="accent3" w:themeTint="98" w:sz="4" w:space="0"/>
         </w:tcBorders>
       </w:tcPr>
@@ -30106,10 +30535,10 @@
       <w:tcPr>
         <w:shd w:val="clear" w:color="ffffff" w:themeColor="light1" w:fill="ffffff" w:themeFill="light1"/>
         <w:tcBorders>
-          <w:top w:val="none"/>
-          <w:left w:val="none"/>
+          <w:top w:val="none" w:color="000000" w:sz="4" w:space="0"/>
+          <w:left w:val="none" w:color="000000" w:sz="4" w:space="0"/>
           <w:bottom w:val="single" w:color="000000" w:themeColor="accent3" w:themeTint="98" w:sz="4" w:space="0"/>
-          <w:right w:val="none"/>
+          <w:right w:val="none" w:color="000000" w:sz="4" w:space="0"/>
         </w:tcBorders>
       </w:tcPr>
     </w:tblStylePr>
@@ -30129,12 +30558,12 @@
         <w:tblBorders/>
       </w:tblPr>
       <w:tcPr>
-        <w:shd w:color="ffffff"/>
+        <w:shd w:val="clear" w:color="ffffff"/>
         <w:tcBorders>
-          <w:top w:val="none"/>
+          <w:top w:val="none" w:color="000000" w:sz="4" w:space="0"/>
           <w:left w:val="single" w:color="000000" w:themeColor="accent3" w:themeTint="98" w:sz="4" w:space="0"/>
-          <w:bottom w:val="none"/>
-          <w:right w:val="none"/>
+          <w:bottom w:val="none" w:color="000000" w:sz="4" w:space="0"/>
+          <w:right w:val="none" w:color="000000" w:sz="4" w:space="0"/>
         </w:tcBorders>
       </w:tcPr>
     </w:tblStylePr>
@@ -30157,9 +30586,9 @@
         <w:shd w:val="clear" w:color="ffffff" w:themeColor="light1" w:fill="ffffff" w:themeFill="light1"/>
         <w:tcBorders>
           <w:top w:val="single" w:color="000000" w:themeColor="accent3" w:themeTint="98" w:sz="4" w:space="0"/>
-          <w:left w:val="none"/>
-          <w:bottom w:val="none"/>
-          <w:right w:val="none"/>
+          <w:left w:val="none" w:color="000000" w:sz="4" w:space="0"/>
+          <w:bottom w:val="none" w:color="000000" w:sz="4" w:space="0"/>
+          <w:right w:val="none" w:color="000000" w:sz="4" w:space="0"/>
         </w:tcBorders>
       </w:tcPr>
     </w:tblStylePr>
@@ -30234,9 +30663,9 @@
       </w:tcPr>
     </w:tblStylePr>
   </w:style>
-  <w:style w:type="table" w:styleId="114">
+  <w:style w:type="table" w:styleId="803">
     <w:name w:val="List Table 7 Colorful - Accent 4"/>
-    <w:basedOn w:val="665"/>
+    <w:basedOn w:val="887"/>
     <w:uiPriority w:val="99"/>
     <w:pPr>
       <w:pBdr/>
@@ -30335,11 +30764,11 @@
         <w:tblBorders/>
       </w:tblPr>
       <w:tcPr>
-        <w:shd w:color="ffffff"/>
+        <w:shd w:val="clear" w:color="ffffff"/>
         <w:tcBorders>
-          <w:top w:val="none"/>
-          <w:left w:val="none"/>
-          <w:bottom w:val="none"/>
+          <w:top w:val="none" w:color="000000" w:sz="4" w:space="0"/>
+          <w:left w:val="none" w:color="000000" w:sz="4" w:space="0"/>
+          <w:bottom w:val="none" w:color="000000" w:sz="4" w:space="0"/>
           <w:right w:val="single" w:color="000000" w:themeColor="accent4" w:themeTint="9A" w:sz="4" w:space="0"/>
         </w:tcBorders>
       </w:tcPr>
@@ -30362,10 +30791,10 @@
       <w:tcPr>
         <w:shd w:val="clear" w:color="ffffff" w:themeColor="light1" w:fill="ffffff" w:themeFill="light1"/>
         <w:tcBorders>
-          <w:top w:val="none"/>
-          <w:left w:val="none"/>
+          <w:top w:val="none" w:color="000000" w:sz="4" w:space="0"/>
+          <w:left w:val="none" w:color="000000" w:sz="4" w:space="0"/>
           <w:bottom w:val="single" w:color="000000" w:themeColor="accent4" w:themeTint="9A" w:sz="4" w:space="0"/>
-          <w:right w:val="none"/>
+          <w:right w:val="none" w:color="000000" w:sz="4" w:space="0"/>
         </w:tcBorders>
       </w:tcPr>
     </w:tblStylePr>
@@ -30385,12 +30814,12 @@
         <w:tblBorders/>
       </w:tblPr>
       <w:tcPr>
-        <w:shd w:color="ffffff"/>
+        <w:shd w:val="clear" w:color="ffffff"/>
         <w:tcBorders>
-          <w:top w:val="none"/>
+          <w:top w:val="none" w:color="000000" w:sz="4" w:space="0"/>
           <w:left w:val="single" w:color="000000" w:themeColor="accent4" w:themeTint="9A" w:sz="4" w:space="0"/>
-          <w:bottom w:val="none"/>
-          <w:right w:val="none"/>
+          <w:bottom w:val="none" w:color="000000" w:sz="4" w:space="0"/>
+          <w:right w:val="none" w:color="000000" w:sz="4" w:space="0"/>
         </w:tcBorders>
       </w:tcPr>
     </w:tblStylePr>
@@ -30413,9 +30842,9 @@
         <w:shd w:val="clear" w:color="ffffff" w:themeColor="light1" w:fill="ffffff" w:themeFill="light1"/>
         <w:tcBorders>
           <w:top w:val="single" w:color="000000" w:themeColor="accent4" w:themeTint="9A" w:sz="4" w:space="0"/>
-          <w:left w:val="none"/>
-          <w:bottom w:val="none"/>
-          <w:right w:val="none"/>
+          <w:left w:val="none" w:color="000000" w:sz="4" w:space="0"/>
+          <w:bottom w:val="none" w:color="000000" w:sz="4" w:space="0"/>
+          <w:right w:val="none" w:color="000000" w:sz="4" w:space="0"/>
         </w:tcBorders>
       </w:tcPr>
     </w:tblStylePr>
@@ -30490,9 +30919,9 @@
       </w:tcPr>
     </w:tblStylePr>
   </w:style>
-  <w:style w:type="table" w:styleId="115">
+  <w:style w:type="table" w:styleId="804">
     <w:name w:val="List Table 7 Colorful - Accent 5"/>
-    <w:basedOn w:val="665"/>
+    <w:basedOn w:val="887"/>
     <w:uiPriority w:val="99"/>
     <w:pPr>
       <w:pBdr/>
@@ -30591,11 +31020,11 @@
         <w:tblBorders/>
       </w:tblPr>
       <w:tcPr>
-        <w:shd w:color="ffffff"/>
+        <w:shd w:val="clear" w:color="ffffff"/>
         <w:tcBorders>
-          <w:top w:val="none"/>
-          <w:left w:val="none"/>
-          <w:bottom w:val="none"/>
+          <w:top w:val="none" w:color="000000" w:sz="4" w:space="0"/>
+          <w:left w:val="none" w:color="000000" w:sz="4" w:space="0"/>
+          <w:bottom w:val="none" w:color="000000" w:sz="4" w:space="0"/>
           <w:right w:val="single" w:color="000000" w:themeColor="accent5" w:themeTint="9A" w:sz="4" w:space="0"/>
         </w:tcBorders>
       </w:tcPr>
@@ -30618,10 +31047,10 @@
       <w:tcPr>
         <w:shd w:val="clear" w:color="ffffff" w:themeColor="light1" w:fill="ffffff" w:themeFill="light1"/>
         <w:tcBorders>
-          <w:top w:val="none"/>
-          <w:left w:val="none"/>
+          <w:top w:val="none" w:color="000000" w:sz="4" w:space="0"/>
+          <w:left w:val="none" w:color="000000" w:sz="4" w:space="0"/>
           <w:bottom w:val="single" w:color="000000" w:themeColor="accent5" w:themeTint="9A" w:sz="4" w:space="0"/>
-          <w:right w:val="none"/>
+          <w:right w:val="none" w:color="000000" w:sz="4" w:space="0"/>
         </w:tcBorders>
       </w:tcPr>
     </w:tblStylePr>
@@ -30641,12 +31070,12 @@
         <w:tblBorders/>
       </w:tblPr>
       <w:tcPr>
-        <w:shd w:color="ffffff"/>
+        <w:shd w:val="clear" w:color="ffffff"/>
         <w:tcBorders>
-          <w:top w:val="none"/>
+          <w:top w:val="none" w:color="000000" w:sz="4" w:space="0"/>
           <w:left w:val="single" w:color="000000" w:themeColor="accent5" w:themeTint="9A" w:sz="4" w:space="0"/>
-          <w:bottom w:val="none"/>
-          <w:right w:val="none"/>
+          <w:bottom w:val="none" w:color="000000" w:sz="4" w:space="0"/>
+          <w:right w:val="none" w:color="000000" w:sz="4" w:space="0"/>
         </w:tcBorders>
       </w:tcPr>
     </w:tblStylePr>
@@ -30669,9 +31098,9 @@
         <w:shd w:val="clear" w:color="ffffff" w:themeColor="light1" w:fill="ffffff" w:themeFill="light1"/>
         <w:tcBorders>
           <w:top w:val="single" w:color="000000" w:themeColor="accent5" w:themeTint="9A" w:sz="4" w:space="0"/>
-          <w:left w:val="none"/>
-          <w:bottom w:val="none"/>
-          <w:right w:val="none"/>
+          <w:left w:val="none" w:color="000000" w:sz="4" w:space="0"/>
+          <w:bottom w:val="none" w:color="000000" w:sz="4" w:space="0"/>
+          <w:right w:val="none" w:color="000000" w:sz="4" w:space="0"/>
         </w:tcBorders>
       </w:tcPr>
     </w:tblStylePr>
@@ -30746,9 +31175,9 @@
       </w:tcPr>
     </w:tblStylePr>
   </w:style>
-  <w:style w:type="table" w:styleId="116">
+  <w:style w:type="table" w:styleId="805">
     <w:name w:val="List Table 7 Colorful - Accent 6"/>
-    <w:basedOn w:val="665"/>
+    <w:basedOn w:val="887"/>
     <w:uiPriority w:val="99"/>
     <w:pPr>
       <w:pBdr/>
@@ -30847,11 +31276,11 @@
         <w:tblBorders/>
       </w:tblPr>
       <w:tcPr>
-        <w:shd w:color="ffffff"/>
+        <w:shd w:val="clear" w:color="ffffff"/>
         <w:tcBorders>
-          <w:top w:val="none"/>
-          <w:left w:val="none"/>
-          <w:bottom w:val="none"/>
+          <w:top w:val="none" w:color="000000" w:sz="4" w:space="0"/>
+          <w:left w:val="none" w:color="000000" w:sz="4" w:space="0"/>
+          <w:bottom w:val="none" w:color="000000" w:sz="4" w:space="0"/>
           <w:right w:val="single" w:color="000000" w:themeColor="accent6" w:themeTint="98" w:sz="4" w:space="0"/>
         </w:tcBorders>
       </w:tcPr>
@@ -30874,10 +31303,10 @@
       <w:tcPr>
         <w:shd w:val="clear" w:color="ffffff" w:themeColor="light1" w:fill="ffffff" w:themeFill="light1"/>
         <w:tcBorders>
-          <w:top w:val="none"/>
-          <w:left w:val="none"/>
+          <w:top w:val="none" w:color="000000" w:sz="4" w:space="0"/>
+          <w:left w:val="none" w:color="000000" w:sz="4" w:space="0"/>
           <w:bottom w:val="single" w:color="000000" w:themeColor="accent6" w:themeTint="98" w:sz="4" w:space="0"/>
-          <w:right w:val="none"/>
+          <w:right w:val="none" w:color="000000" w:sz="4" w:space="0"/>
         </w:tcBorders>
       </w:tcPr>
     </w:tblStylePr>
@@ -30897,12 +31326,12 @@
         <w:tblBorders/>
       </w:tblPr>
       <w:tcPr>
-        <w:shd w:color="ffffff"/>
+        <w:shd w:val="clear" w:color="ffffff"/>
         <w:tcBorders>
-          <w:top w:val="none"/>
+          <w:top w:val="none" w:color="000000" w:sz="4" w:space="0"/>
           <w:left w:val="single" w:color="000000" w:themeColor="accent6" w:themeTint="98" w:sz="4" w:space="0"/>
-          <w:bottom w:val="none"/>
-          <w:right w:val="none"/>
+          <w:bottom w:val="none" w:color="000000" w:sz="4" w:space="0"/>
+          <w:right w:val="none" w:color="000000" w:sz="4" w:space="0"/>
         </w:tcBorders>
       </w:tcPr>
     </w:tblStylePr>
@@ -30925,9 +31354,9 @@
         <w:shd w:val="clear" w:color="ffffff" w:themeColor="light1" w:fill="ffffff" w:themeFill="light1"/>
         <w:tcBorders>
           <w:top w:val="single" w:color="000000" w:themeColor="accent6" w:themeTint="98" w:sz="4" w:space="0"/>
-          <w:left w:val="none"/>
-          <w:bottom w:val="none"/>
-          <w:right w:val="none"/>
+          <w:left w:val="none" w:color="000000" w:sz="4" w:space="0"/>
+          <w:bottom w:val="none" w:color="000000" w:sz="4" w:space="0"/>
+          <w:right w:val="none" w:color="000000" w:sz="4" w:space="0"/>
         </w:tcBorders>
       </w:tcPr>
     </w:tblStylePr>
@@ -31002,9 +31431,9 @@
       </w:tcPr>
     </w:tblStylePr>
   </w:style>
-  <w:style w:type="table" w:styleId="117">
+  <w:style w:type="table" w:styleId="806">
     <w:name w:val="Lined - Accent"/>
-    <w:basedOn w:val="665"/>
+    <w:basedOn w:val="887"/>
     <w:uiPriority w:val="99"/>
     <w:pPr>
       <w:pBdr/>
@@ -31239,9 +31668,9 @@
       </w:tcPr>
     </w:tblStylePr>
   </w:style>
-  <w:style w:type="table" w:styleId="118">
+  <w:style w:type="table" w:styleId="807">
     <w:name w:val="Lined - Accent 1"/>
-    <w:basedOn w:val="665"/>
+    <w:basedOn w:val="887"/>
     <w:uiPriority w:val="99"/>
     <w:pPr>
       <w:pBdr/>
@@ -31476,9 +31905,9 @@
       </w:tcPr>
     </w:tblStylePr>
   </w:style>
-  <w:style w:type="table" w:styleId="119">
+  <w:style w:type="table" w:styleId="808">
     <w:name w:val="Lined - Accent 2"/>
-    <w:basedOn w:val="665"/>
+    <w:basedOn w:val="887"/>
     <w:uiPriority w:val="99"/>
     <w:pPr>
       <w:pBdr/>
@@ -31713,9 +32142,9 @@
       </w:tcPr>
     </w:tblStylePr>
   </w:style>
-  <w:style w:type="table" w:styleId="120">
+  <w:style w:type="table" w:styleId="809">
     <w:name w:val="Lined - Accent 3"/>
-    <w:basedOn w:val="665"/>
+    <w:basedOn w:val="887"/>
     <w:uiPriority w:val="99"/>
     <w:pPr>
       <w:pBdr/>
@@ -31950,9 +32379,9 @@
       </w:tcPr>
     </w:tblStylePr>
   </w:style>
-  <w:style w:type="table" w:styleId="121">
+  <w:style w:type="table" w:styleId="810">
     <w:name w:val="Lined - Accent 4"/>
-    <w:basedOn w:val="665"/>
+    <w:basedOn w:val="887"/>
     <w:uiPriority w:val="99"/>
     <w:pPr>
       <w:pBdr/>
@@ -32187,9 +32616,9 @@
       </w:tcPr>
     </w:tblStylePr>
   </w:style>
-  <w:style w:type="table" w:styleId="122">
+  <w:style w:type="table" w:styleId="811">
     <w:name w:val="Lined - Accent 5"/>
-    <w:basedOn w:val="665"/>
+    <w:basedOn w:val="887"/>
     <w:uiPriority w:val="99"/>
     <w:pPr>
       <w:pBdr/>
@@ -32424,9 +32853,9 @@
       </w:tcPr>
     </w:tblStylePr>
   </w:style>
-  <w:style w:type="table" w:styleId="123">
+  <w:style w:type="table" w:styleId="812">
     <w:name w:val="Lined - Accent 6"/>
-    <w:basedOn w:val="665"/>
+    <w:basedOn w:val="887"/>
     <w:uiPriority w:val="99"/>
     <w:pPr>
       <w:pBdr/>
@@ -32661,9 +33090,9 @@
       </w:tcPr>
     </w:tblStylePr>
   </w:style>
-  <w:style w:type="table" w:styleId="124">
+  <w:style w:type="table" w:styleId="813">
     <w:name w:val="Bordered &amp; Lined - Accent"/>
-    <w:basedOn w:val="665"/>
+    <w:basedOn w:val="887"/>
     <w:uiPriority w:val="99"/>
     <w:pPr>
       <w:pBdr/>
@@ -32905,9 +33334,9 @@
       </w:tcPr>
     </w:tblStylePr>
   </w:style>
-  <w:style w:type="table" w:styleId="125">
+  <w:style w:type="table" w:styleId="814">
     <w:name w:val="Bordered &amp; Lined - Accent 1"/>
-    <w:basedOn w:val="665"/>
+    <w:basedOn w:val="887"/>
     <w:uiPriority w:val="99"/>
     <w:pPr>
       <w:pBdr/>
@@ -33149,9 +33578,9 @@
       </w:tcPr>
     </w:tblStylePr>
   </w:style>
-  <w:style w:type="table" w:styleId="126">
+  <w:style w:type="table" w:styleId="815">
     <w:name w:val="Bordered &amp; Lined - Accent 2"/>
-    <w:basedOn w:val="665"/>
+    <w:basedOn w:val="887"/>
     <w:uiPriority w:val="99"/>
     <w:pPr>
       <w:pBdr/>
@@ -33393,9 +33822,9 @@
       </w:tcPr>
     </w:tblStylePr>
   </w:style>
-  <w:style w:type="table" w:styleId="127">
+  <w:style w:type="table" w:styleId="816">
     <w:name w:val="Bordered &amp; Lined - Accent 3"/>
-    <w:basedOn w:val="665"/>
+    <w:basedOn w:val="887"/>
     <w:uiPriority w:val="99"/>
     <w:pPr>
       <w:pBdr/>
@@ -33637,9 +34066,9 @@
       </w:tcPr>
     </w:tblStylePr>
   </w:style>
-  <w:style w:type="table" w:styleId="128">
+  <w:style w:type="table" w:styleId="817">
     <w:name w:val="Bordered &amp; Lined - Accent 4"/>
-    <w:basedOn w:val="665"/>
+    <w:basedOn w:val="887"/>
     <w:uiPriority w:val="99"/>
     <w:pPr>
       <w:pBdr/>
@@ -33881,9 +34310,9 @@
       </w:tcPr>
     </w:tblStylePr>
   </w:style>
-  <w:style w:type="table" w:styleId="129">
+  <w:style w:type="table" w:styleId="818">
     <w:name w:val="Bordered &amp; Lined - Accent 5"/>
-    <w:basedOn w:val="665"/>
+    <w:basedOn w:val="887"/>
     <w:uiPriority w:val="99"/>
     <w:pPr>
       <w:pBdr/>
@@ -34125,9 +34554,9 @@
       </w:tcPr>
     </w:tblStylePr>
   </w:style>
-  <w:style w:type="table" w:styleId="130">
+  <w:style w:type="table" w:styleId="819">
     <w:name w:val="Bordered &amp; Lined - Accent 6"/>
-    <w:basedOn w:val="665"/>
+    <w:basedOn w:val="887"/>
     <w:uiPriority w:val="99"/>
     <w:pPr>
       <w:pBdr/>
@@ -34369,9 +34798,9 @@
       </w:tcPr>
     </w:tblStylePr>
   </w:style>
-  <w:style w:type="table" w:styleId="131">
+  <w:style w:type="table" w:styleId="820">
     <w:name w:val="Bordered"/>
-    <w:basedOn w:val="665"/>
+    <w:basedOn w:val="887"/>
     <w:uiPriority w:val="99"/>
     <w:pPr>
       <w:pBdr/>
@@ -34600,9 +35029,9 @@
       </w:tcPr>
     </w:tblStylePr>
   </w:style>
-  <w:style w:type="table" w:styleId="132">
+  <w:style w:type="table" w:styleId="821">
     <w:name w:val="Bordered - Accent 1"/>
-    <w:basedOn w:val="665"/>
+    <w:basedOn w:val="887"/>
     <w:uiPriority w:val="99"/>
     <w:pPr>
       <w:pBdr/>
@@ -34831,9 +35260,9 @@
       </w:tcPr>
     </w:tblStylePr>
   </w:style>
-  <w:style w:type="table" w:styleId="133">
+  <w:style w:type="table" w:styleId="822">
     <w:name w:val="Bordered - Accent 2"/>
-    <w:basedOn w:val="665"/>
+    <w:basedOn w:val="887"/>
     <w:uiPriority w:val="99"/>
     <w:pPr>
       <w:pBdr/>
@@ -35062,9 +35491,9 @@
       </w:tcPr>
     </w:tblStylePr>
   </w:style>
-  <w:style w:type="table" w:styleId="134">
+  <w:style w:type="table" w:styleId="823">
     <w:name w:val="Bordered - Accent 3"/>
-    <w:basedOn w:val="665"/>
+    <w:basedOn w:val="887"/>
     <w:uiPriority w:val="99"/>
     <w:pPr>
       <w:pBdr/>
@@ -35293,9 +35722,9 @@
       </w:tcPr>
     </w:tblStylePr>
   </w:style>
-  <w:style w:type="table" w:styleId="135">
+  <w:style w:type="table" w:styleId="824">
     <w:name w:val="Bordered - Accent 4"/>
-    <w:basedOn w:val="665"/>
+    <w:basedOn w:val="887"/>
     <w:uiPriority w:val="99"/>
     <w:pPr>
       <w:pBdr/>
@@ -35524,9 +35953,9 @@
       </w:tcPr>
     </w:tblStylePr>
   </w:style>
-  <w:style w:type="table" w:styleId="136">
+  <w:style w:type="table" w:styleId="825">
     <w:name w:val="Bordered - Accent 5"/>
-    <w:basedOn w:val="665"/>
+    <w:basedOn w:val="887"/>
     <w:uiPriority w:val="99"/>
     <w:pPr>
       <w:pBdr/>
@@ -35755,9 +36184,9 @@
       </w:tcPr>
     </w:tblStylePr>
   </w:style>
-  <w:style w:type="table" w:styleId="137">
+  <w:style w:type="table" w:styleId="826">
     <w:name w:val="Bordered - Accent 6"/>
-    <w:basedOn w:val="665"/>
+    <w:basedOn w:val="887"/>
     <w:uiPriority w:val="99"/>
     <w:pPr>
       <w:pBdr/>
@@ -35986,11 +36415,11 @@
       </w:tcPr>
     </w:tblStylePr>
   </w:style>
-  <w:style w:type="paragraph" w:styleId="139">
+  <w:style w:type="paragraph" w:styleId="827">
     <w:name w:val="Heading 1"/>
-    <w:basedOn w:val="664"/>
-    <w:next w:val="664"/>
-    <w:link w:val="150"/>
+    <w:basedOn w:val="886"/>
+    <w:next w:val="886"/>
+    <w:link w:val="837"/>
     <w:uiPriority w:val="9"/>
     <w:qFormat/>
     <w:pPr>
@@ -36008,11 +36437,11 @@
       <w:szCs w:val="40"/>
     </w:rPr>
   </w:style>
-  <w:style w:type="paragraph" w:styleId="140">
+  <w:style w:type="paragraph" w:styleId="828">
     <w:name w:val="Heading 2"/>
-    <w:basedOn w:val="664"/>
-    <w:next w:val="664"/>
-    <w:link w:val="151"/>
+    <w:basedOn w:val="886"/>
+    <w:next w:val="886"/>
+    <w:link w:val="838"/>
     <w:uiPriority w:val="9"/>
     <w:unhideWhenUsed/>
     <w:qFormat/>
@@ -36031,11 +36460,11 @@
       <w:szCs w:val="32"/>
     </w:rPr>
   </w:style>
-  <w:style w:type="paragraph" w:styleId="141">
+  <w:style w:type="paragraph" w:styleId="829">
     <w:name w:val="Heading 3"/>
-    <w:basedOn w:val="664"/>
-    <w:next w:val="664"/>
-    <w:link w:val="152"/>
+    <w:basedOn w:val="886"/>
+    <w:next w:val="886"/>
+    <w:link w:val="839"/>
     <w:uiPriority w:val="9"/>
     <w:unhideWhenUsed/>
     <w:qFormat/>
@@ -36054,11 +36483,11 @@
       <w:szCs w:val="28"/>
     </w:rPr>
   </w:style>
-  <w:style w:type="paragraph" w:styleId="142">
+  <w:style w:type="paragraph" w:styleId="830">
     <w:name w:val="Heading 4"/>
-    <w:basedOn w:val="664"/>
-    <w:next w:val="664"/>
-    <w:link w:val="153"/>
+    <w:basedOn w:val="886"/>
+    <w:next w:val="886"/>
+    <w:link w:val="840"/>
     <w:uiPriority w:val="9"/>
     <w:unhideWhenUsed/>
     <w:qFormat/>
@@ -36077,11 +36506,11 @@
       <w:color w:val="0f4761" w:themeColor="accent1" w:themeShade="BF"/>
     </w:rPr>
   </w:style>
-  <w:style w:type="paragraph" w:styleId="143">
+  <w:style w:type="paragraph" w:styleId="831">
     <w:name w:val="Heading 5"/>
-    <w:basedOn w:val="664"/>
-    <w:next w:val="664"/>
-    <w:link w:val="154"/>
+    <w:basedOn w:val="886"/>
+    <w:next w:val="886"/>
+    <w:link w:val="841"/>
     <w:uiPriority w:val="9"/>
     <w:unhideWhenUsed/>
     <w:qFormat/>
@@ -36098,11 +36527,11 @@
       <w:color w:val="0f4761" w:themeColor="accent1" w:themeShade="BF"/>
     </w:rPr>
   </w:style>
-  <w:style w:type="paragraph" w:styleId="144">
+  <w:style w:type="paragraph" w:styleId="832">
     <w:name w:val="Heading 6"/>
-    <w:basedOn w:val="664"/>
-    <w:next w:val="664"/>
-    <w:link w:val="155"/>
+    <w:basedOn w:val="886"/>
+    <w:next w:val="886"/>
+    <w:link w:val="842"/>
     <w:uiPriority w:val="9"/>
     <w:unhideWhenUsed/>
     <w:qFormat/>
@@ -36121,11 +36550,11 @@
       <w:color w:val="595959" w:themeColor="text1" w:themeTint="A6"/>
     </w:rPr>
   </w:style>
-  <w:style w:type="paragraph" w:styleId="145">
+  <w:style w:type="paragraph" w:styleId="833">
     <w:name w:val="Heading 7"/>
-    <w:basedOn w:val="664"/>
-    <w:next w:val="664"/>
-    <w:link w:val="156"/>
+    <w:basedOn w:val="886"/>
+    <w:next w:val="886"/>
+    <w:link w:val="843"/>
     <w:uiPriority w:val="9"/>
     <w:unhideWhenUsed/>
     <w:qFormat/>
@@ -36142,11 +36571,11 @@
       <w:color w:val="595959" w:themeColor="text1" w:themeTint="A6"/>
     </w:rPr>
   </w:style>
-  <w:style w:type="paragraph" w:styleId="146">
+  <w:style w:type="paragraph" w:styleId="834">
     <w:name w:val="Heading 8"/>
-    <w:basedOn w:val="664"/>
-    <w:next w:val="664"/>
-    <w:link w:val="157"/>
+    <w:basedOn w:val="886"/>
+    <w:next w:val="886"/>
+    <w:link w:val="844"/>
     <w:uiPriority w:val="9"/>
     <w:unhideWhenUsed/>
     <w:qFormat/>
@@ -36165,11 +36594,11 @@
       <w:color w:val="272727" w:themeColor="text1" w:themeTint="D8"/>
     </w:rPr>
   </w:style>
-  <w:style w:type="paragraph" w:styleId="147">
+  <w:style w:type="paragraph" w:styleId="835">
     <w:name w:val="Heading 9"/>
-    <w:basedOn w:val="664"/>
-    <w:next w:val="664"/>
-    <w:link w:val="158"/>
+    <w:basedOn w:val="886"/>
+    <w:next w:val="886"/>
+    <w:link w:val="845"/>
     <w:uiPriority w:val="9"/>
     <w:unhideWhenUsed/>
     <w:qFormat/>
@@ -36188,7 +36617,7 @@
       <w:color w:val="272727" w:themeColor="text1" w:themeTint="D8"/>
     </w:rPr>
   </w:style>
-  <w:style w:type="character" w:styleId="148" w:default="1">
+  <w:style w:type="character" w:styleId="836" w:default="1">
     <w:name w:val="Default Paragraph Font"/>
     <w:uiPriority w:val="1"/>
     <w:semiHidden/>
@@ -36199,10 +36628,10 @@
       <w:ind/>
     </w:pPr>
   </w:style>
-  <w:style w:type="character" w:styleId="150">
+  <w:style w:type="character" w:styleId="837">
     <w:name w:val="Heading 1 Char"/>
-    <w:basedOn w:val="148"/>
-    <w:link w:val="139"/>
+    <w:basedOn w:val="836"/>
+    <w:link w:val="827"/>
     <w:uiPriority w:val="9"/>
     <w:pPr>
       <w:pBdr/>
@@ -36216,10 +36645,10 @@
       <w:szCs w:val="40"/>
     </w:rPr>
   </w:style>
-  <w:style w:type="character" w:styleId="151">
+  <w:style w:type="character" w:styleId="838">
     <w:name w:val="Heading 2 Char"/>
-    <w:basedOn w:val="148"/>
-    <w:link w:val="140"/>
+    <w:basedOn w:val="836"/>
+    <w:link w:val="828"/>
     <w:uiPriority w:val="9"/>
     <w:pPr>
       <w:pBdr/>
@@ -36233,10 +36662,10 @@
       <w:szCs w:val="32"/>
     </w:rPr>
   </w:style>
-  <w:style w:type="character" w:styleId="152">
+  <w:style w:type="character" w:styleId="839">
     <w:name w:val="Heading 3 Char"/>
-    <w:basedOn w:val="148"/>
-    <w:link w:val="141"/>
+    <w:basedOn w:val="836"/>
+    <w:link w:val="829"/>
     <w:uiPriority w:val="9"/>
     <w:pPr>
       <w:pBdr/>
@@ -36250,10 +36679,10 @@
       <w:szCs w:val="28"/>
     </w:rPr>
   </w:style>
-  <w:style w:type="character" w:styleId="153">
+  <w:style w:type="character" w:styleId="840">
     <w:name w:val="Heading 4 Char"/>
-    <w:basedOn w:val="148"/>
-    <w:link w:val="142"/>
+    <w:basedOn w:val="836"/>
+    <w:link w:val="830"/>
     <w:uiPriority w:val="9"/>
     <w:pPr>
       <w:pBdr/>
@@ -36267,10 +36696,10 @@
       <w:color w:val="0f4761" w:themeColor="accent1" w:themeShade="BF"/>
     </w:rPr>
   </w:style>
-  <w:style w:type="character" w:styleId="154">
+  <w:style w:type="character" w:styleId="841">
     <w:name w:val="Heading 5 Char"/>
-    <w:basedOn w:val="148"/>
-    <w:link w:val="143"/>
+    <w:basedOn w:val="836"/>
+    <w:link w:val="831"/>
     <w:uiPriority w:val="9"/>
     <w:pPr>
       <w:pBdr/>
@@ -36282,10 +36711,10 @@
       <w:color w:val="0f4761" w:themeColor="accent1" w:themeShade="BF"/>
     </w:rPr>
   </w:style>
-  <w:style w:type="character" w:styleId="155">
+  <w:style w:type="character" w:styleId="842">
     <w:name w:val="Heading 6 Char"/>
-    <w:basedOn w:val="148"/>
-    <w:link w:val="144"/>
+    <w:basedOn w:val="836"/>
+    <w:link w:val="832"/>
     <w:uiPriority w:val="9"/>
     <w:pPr>
       <w:pBdr/>
@@ -36299,10 +36728,10 @@
       <w:color w:val="595959" w:themeColor="text1" w:themeTint="A6"/>
     </w:rPr>
   </w:style>
-  <w:style w:type="character" w:styleId="156">
+  <w:style w:type="character" w:styleId="843">
     <w:name w:val="Heading 7 Char"/>
-    <w:basedOn w:val="148"/>
-    <w:link w:val="145"/>
+    <w:basedOn w:val="836"/>
+    <w:link w:val="833"/>
     <w:uiPriority w:val="9"/>
     <w:pPr>
       <w:pBdr/>
@@ -36314,10 +36743,10 @@
       <w:color w:val="595959" w:themeColor="text1" w:themeTint="A6"/>
     </w:rPr>
   </w:style>
-  <w:style w:type="character" w:styleId="157">
+  <w:style w:type="character" w:styleId="844">
     <w:name w:val="Heading 8 Char"/>
-    <w:basedOn w:val="148"/>
-    <w:link w:val="146"/>
+    <w:basedOn w:val="836"/>
+    <w:link w:val="834"/>
     <w:uiPriority w:val="9"/>
     <w:pPr>
       <w:pBdr/>
@@ -36331,10 +36760,10 @@
       <w:color w:val="272727" w:themeColor="text1" w:themeTint="D8"/>
     </w:rPr>
   </w:style>
-  <w:style w:type="character" w:styleId="158">
+  <w:style w:type="character" w:styleId="845">
     <w:name w:val="Heading 9 Char"/>
-    <w:basedOn w:val="148"/>
-    <w:link w:val="147"/>
+    <w:basedOn w:val="836"/>
+    <w:link w:val="835"/>
     <w:uiPriority w:val="9"/>
     <w:pPr>
       <w:pBdr/>
@@ -36348,11 +36777,11 @@
       <w:color w:val="272727" w:themeColor="text1" w:themeTint="D8"/>
     </w:rPr>
   </w:style>
-  <w:style w:type="paragraph" w:styleId="159">
+  <w:style w:type="paragraph" w:styleId="846">
     <w:name w:val="Title"/>
-    <w:basedOn w:val="664"/>
-    <w:next w:val="664"/>
-    <w:link w:val="160"/>
+    <w:basedOn w:val="886"/>
+    <w:next w:val="886"/>
+    <w:link w:val="847"/>
     <w:uiPriority w:val="10"/>
     <w:qFormat/>
     <w:pPr>
@@ -36368,10 +36797,10 @@
       <w:szCs w:val="56"/>
     </w:rPr>
   </w:style>
-  <w:style w:type="character" w:styleId="160">
+  <w:style w:type="character" w:styleId="847">
     <w:name w:val="Title Char"/>
-    <w:basedOn w:val="148"/>
-    <w:link w:val="159"/>
+    <w:basedOn w:val="836"/>
+    <w:link w:val="846"/>
     <w:uiPriority w:val="10"/>
     <w:pPr>
       <w:pBdr/>
@@ -36385,11 +36814,11 @@
       <w:szCs w:val="56"/>
     </w:rPr>
   </w:style>
-  <w:style w:type="paragraph" w:styleId="161">
+  <w:style w:type="paragraph" w:styleId="848">
     <w:name w:val="Subtitle"/>
-    <w:basedOn w:val="664"/>
-    <w:next w:val="664"/>
-    <w:link w:val="162"/>
+    <w:basedOn w:val="886"/>
+    <w:next w:val="886"/>
+    <w:link w:val="849"/>
     <w:uiPriority w:val="11"/>
     <w:qFormat/>
     <w:pPr>
@@ -36407,10 +36836,10 @@
       <w:szCs w:val="28"/>
     </w:rPr>
   </w:style>
-  <w:style w:type="character" w:styleId="162">
+  <w:style w:type="character" w:styleId="849">
     <w:name w:val="Subtitle Char"/>
-    <w:basedOn w:val="148"/>
-    <w:link w:val="161"/>
+    <w:basedOn w:val="836"/>
+    <w:link w:val="848"/>
     <w:uiPriority w:val="11"/>
     <w:pPr>
       <w:pBdr/>
@@ -36424,11 +36853,11 @@
       <w:szCs w:val="28"/>
     </w:rPr>
   </w:style>
-  <w:style w:type="paragraph" w:styleId="163">
+  <w:style w:type="paragraph" w:styleId="850">
     <w:name w:val="Quote"/>
-    <w:basedOn w:val="664"/>
-    <w:next w:val="664"/>
-    <w:link w:val="164"/>
+    <w:basedOn w:val="886"/>
+    <w:next w:val="886"/>
+    <w:link w:val="851"/>
     <w:uiPriority w:val="29"/>
     <w:qFormat/>
     <w:pPr>
@@ -36443,10 +36872,10 @@
       <w:color w:val="404040" w:themeColor="text1" w:themeTint="BF"/>
     </w:rPr>
   </w:style>
-  <w:style w:type="character" w:styleId="164">
+  <w:style w:type="character" w:styleId="851">
     <w:name w:val="Quote Char"/>
-    <w:basedOn w:val="148"/>
-    <w:link w:val="163"/>
+    <w:basedOn w:val="836"/>
+    <w:link w:val="850"/>
     <w:uiPriority w:val="29"/>
     <w:pPr>
       <w:pBdr/>
@@ -36459,9 +36888,9 @@
       <w:color w:val="404040" w:themeColor="text1" w:themeTint="BF"/>
     </w:rPr>
   </w:style>
-  <w:style w:type="character" w:styleId="166">
+  <w:style w:type="character" w:styleId="852">
     <w:name w:val="Intense Emphasis"/>
-    <w:basedOn w:val="148"/>
+    <w:basedOn w:val="836"/>
     <w:uiPriority w:val="21"/>
     <w:qFormat/>
     <w:pPr>
@@ -36475,11 +36904,11 @@
       <w:color w:val="0f4761" w:themeColor="accent1" w:themeShade="BF"/>
     </w:rPr>
   </w:style>
-  <w:style w:type="paragraph" w:styleId="167">
+  <w:style w:type="paragraph" w:styleId="853">
     <w:name w:val="Intense Quote"/>
-    <w:basedOn w:val="664"/>
-    <w:next w:val="664"/>
-    <w:link w:val="168"/>
+    <w:basedOn w:val="886"/>
+    <w:next w:val="886"/>
+    <w:link w:val="854"/>
     <w:uiPriority w:val="30"/>
     <w:qFormat/>
     <w:pPr>
@@ -36497,10 +36926,10 @@
       <w:color w:val="0f4761" w:themeColor="accent1" w:themeShade="BF"/>
     </w:rPr>
   </w:style>
-  <w:style w:type="character" w:styleId="168">
+  <w:style w:type="character" w:styleId="854">
     <w:name w:val="Intense Quote Char"/>
-    <w:basedOn w:val="148"/>
-    <w:link w:val="167"/>
+    <w:basedOn w:val="836"/>
+    <w:link w:val="853"/>
     <w:uiPriority w:val="30"/>
     <w:pPr>
       <w:pBdr/>
@@ -36513,9 +36942,9 @@
       <w:color w:val="0f4761" w:themeColor="accent1" w:themeShade="BF"/>
     </w:rPr>
   </w:style>
-  <w:style w:type="character" w:styleId="169">
+  <w:style w:type="character" w:styleId="855">
     <w:name w:val="Intense Reference"/>
-    <w:basedOn w:val="148"/>
+    <w:basedOn w:val="836"/>
     <w:uiPriority w:val="32"/>
     <w:qFormat/>
     <w:pPr>
@@ -36531,9 +36960,9 @@
       <w:spacing w:val="5"/>
     </w:rPr>
   </w:style>
-  <w:style w:type="character" w:styleId="171">
+  <w:style w:type="character" w:styleId="856">
     <w:name w:val="Subtle Emphasis"/>
-    <w:basedOn w:val="148"/>
+    <w:basedOn w:val="836"/>
     <w:uiPriority w:val="19"/>
     <w:qFormat/>
     <w:pPr>
@@ -36547,9 +36976,9 @@
       <w:color w:val="404040" w:themeColor="text1" w:themeTint="BF"/>
     </w:rPr>
   </w:style>
-  <w:style w:type="character" w:styleId="172">
+  <w:style w:type="character" w:styleId="857">
     <w:name w:val="Emphasis"/>
-    <w:basedOn w:val="148"/>
+    <w:basedOn w:val="836"/>
     <w:uiPriority w:val="20"/>
     <w:qFormat/>
     <w:pPr>
@@ -36562,9 +36991,9 @@
       <w:iCs/>
     </w:rPr>
   </w:style>
-  <w:style w:type="character" w:styleId="173">
+  <w:style w:type="character" w:styleId="858">
     <w:name w:val="Strong"/>
-    <w:basedOn w:val="148"/>
+    <w:basedOn w:val="836"/>
     <w:uiPriority w:val="22"/>
     <w:qFormat/>
     <w:pPr>
@@ -36577,9 +37006,9 @@
       <w:bCs/>
     </w:rPr>
   </w:style>
-  <w:style w:type="character" w:styleId="174">
+  <w:style w:type="character" w:styleId="859">
     <w:name w:val="Subtle Reference"/>
-    <w:basedOn w:val="148"/>
+    <w:basedOn w:val="836"/>
     <w:uiPriority w:val="31"/>
     <w:qFormat/>
     <w:pPr>
@@ -36592,9 +37021,9 @@
       <w:color w:val="5a5a5a" w:themeColor="text1" w:themeTint="A5"/>
     </w:rPr>
   </w:style>
-  <w:style w:type="character" w:styleId="175">
+  <w:style w:type="character" w:styleId="860">
     <w:name w:val="Book Title"/>
-    <w:basedOn w:val="148"/>
+    <w:basedOn w:val="836"/>
     <w:uiPriority w:val="33"/>
     <w:qFormat/>
     <w:pPr>
@@ -36610,10 +37039,10 @@
       <w:spacing w:val="5"/>
     </w:rPr>
   </w:style>
-  <w:style w:type="paragraph" w:styleId="176">
+  <w:style w:type="paragraph" w:styleId="861">
     <w:name w:val="Header"/>
-    <w:basedOn w:val="664"/>
-    <w:link w:val="177"/>
+    <w:basedOn w:val="886"/>
+    <w:link w:val="862"/>
     <w:uiPriority w:val="99"/>
     <w:unhideWhenUsed/>
     <w:pPr>
@@ -36626,10 +37055,10 @@
       <w:ind/>
     </w:pPr>
   </w:style>
-  <w:style w:type="character" w:styleId="177">
+  <w:style w:type="character" w:styleId="862">
     <w:name w:val="Header Char"/>
-    <w:basedOn w:val="148"/>
-    <w:link w:val="176"/>
+    <w:basedOn w:val="836"/>
+    <w:link w:val="861"/>
     <w:uiPriority w:val="99"/>
     <w:pPr>
       <w:pBdr/>
@@ -36637,10 +37066,10 @@
       <w:ind/>
     </w:pPr>
   </w:style>
-  <w:style w:type="paragraph" w:styleId="178">
+  <w:style w:type="paragraph" w:styleId="863">
     <w:name w:val="Footer"/>
-    <w:basedOn w:val="664"/>
-    <w:link w:val="179"/>
+    <w:basedOn w:val="886"/>
+    <w:link w:val="864"/>
     <w:uiPriority w:val="99"/>
     <w:unhideWhenUsed/>
     <w:pPr>
@@ -36653,10 +37082,10 @@
       <w:ind/>
     </w:pPr>
   </w:style>
-  <w:style w:type="character" w:styleId="179">
+  <w:style w:type="character" w:styleId="864">
     <w:name w:val="Footer Char"/>
-    <w:basedOn w:val="148"/>
-    <w:link w:val="178"/>
+    <w:basedOn w:val="836"/>
+    <w:link w:val="863"/>
     <w:uiPriority w:val="99"/>
     <w:pPr>
       <w:pBdr/>
@@ -36664,10 +37093,10 @@
       <w:ind/>
     </w:pPr>
   </w:style>
-  <w:style w:type="paragraph" w:styleId="180">
+  <w:style w:type="paragraph" w:styleId="865">
     <w:name w:val="Caption"/>
-    <w:basedOn w:val="664"/>
-    <w:next w:val="664"/>
+    <w:basedOn w:val="886"/>
+    <w:next w:val="886"/>
     <w:uiPriority w:val="35"/>
     <w:unhideWhenUsed/>
     <w:qFormat/>
@@ -36684,10 +37113,10 @@
       <w:szCs w:val="18"/>
     </w:rPr>
   </w:style>
-  <w:style w:type="paragraph" w:styleId="181">
+  <w:style w:type="paragraph" w:styleId="866">
     <w:name w:val="footnote text"/>
-    <w:basedOn w:val="664"/>
-    <w:link w:val="182"/>
+    <w:basedOn w:val="886"/>
+    <w:link w:val="867"/>
     <w:uiPriority w:val="99"/>
     <w:semiHidden/>
     <w:unhideWhenUsed/>
@@ -36701,10 +37130,10 @@
       <w:szCs w:val="20"/>
     </w:rPr>
   </w:style>
-  <w:style w:type="character" w:styleId="182">
+  <w:style w:type="character" w:styleId="867">
     <w:name w:val="Footnote Text Char"/>
-    <w:basedOn w:val="148"/>
-    <w:link w:val="181"/>
+    <w:basedOn w:val="836"/>
+    <w:link w:val="866"/>
     <w:uiPriority w:val="99"/>
     <w:semiHidden/>
     <w:pPr>
@@ -36717,9 +37146,9 @@
       <w:szCs w:val="20"/>
     </w:rPr>
   </w:style>
-  <w:style w:type="character" w:styleId="183">
+  <w:style w:type="character" w:styleId="868">
     <w:name w:val="footnote reference"/>
-    <w:basedOn w:val="148"/>
+    <w:basedOn w:val="836"/>
     <w:uiPriority w:val="99"/>
     <w:semiHidden/>
     <w:unhideWhenUsed/>
@@ -36732,10 +37161,10 @@
       <w:vertAlign w:val="superscript"/>
     </w:rPr>
   </w:style>
-  <w:style w:type="paragraph" w:styleId="184">
+  <w:style w:type="paragraph" w:styleId="869">
     <w:name w:val="endnote text"/>
-    <w:basedOn w:val="664"/>
-    <w:link w:val="185"/>
+    <w:basedOn w:val="886"/>
+    <w:link w:val="870"/>
     <w:uiPriority w:val="99"/>
     <w:semiHidden/>
     <w:unhideWhenUsed/>
@@ -36749,10 +37178,10 @@
       <w:szCs w:val="20"/>
     </w:rPr>
   </w:style>
-  <w:style w:type="character" w:styleId="185">
+  <w:style w:type="character" w:styleId="870">
     <w:name w:val="Endnote Text Char"/>
-    <w:basedOn w:val="148"/>
-    <w:link w:val="184"/>
+    <w:basedOn w:val="836"/>
+    <w:link w:val="869"/>
     <w:uiPriority w:val="99"/>
     <w:semiHidden/>
     <w:pPr>
@@ -36765,9 +37194,9 @@
       <w:szCs w:val="20"/>
     </w:rPr>
   </w:style>
-  <w:style w:type="character" w:styleId="186">
+  <w:style w:type="character" w:styleId="871">
     <w:name w:val="endnote reference"/>
-    <w:basedOn w:val="148"/>
+    <w:basedOn w:val="836"/>
     <w:uiPriority w:val="99"/>
     <w:semiHidden/>
     <w:unhideWhenUsed/>
@@ -36780,9 +37209,9 @@
       <w:vertAlign w:val="superscript"/>
     </w:rPr>
   </w:style>
-  <w:style w:type="character" w:styleId="187">
+  <w:style w:type="character" w:styleId="872">
     <w:name w:val="Hyperlink"/>
-    <w:basedOn w:val="148"/>
+    <w:basedOn w:val="836"/>
     <w:uiPriority w:val="99"/>
     <w:unhideWhenUsed/>
     <w:pPr>
@@ -36795,9 +37224,9 @@
       <w:u w:val="single"/>
     </w:rPr>
   </w:style>
-  <w:style w:type="character" w:styleId="188">
+  <w:style w:type="character" w:styleId="873">
     <w:name w:val="FollowedHyperlink"/>
-    <w:basedOn w:val="148"/>
+    <w:basedOn w:val="836"/>
     <w:uiPriority w:val="99"/>
     <w:semiHidden/>
     <w:unhideWhenUsed/>
@@ -36811,10 +37240,10 @@
       <w:u w:val="single"/>
     </w:rPr>
   </w:style>
-  <w:style w:type="paragraph" w:styleId="189">
+  <w:style w:type="paragraph" w:styleId="874">
     <w:name w:val="toc 1"/>
-    <w:basedOn w:val="664"/>
-    <w:next w:val="664"/>
+    <w:basedOn w:val="886"/>
+    <w:next w:val="886"/>
     <w:uiPriority w:val="39"/>
     <w:unhideWhenUsed/>
     <w:pPr>
@@ -36823,10 +37252,10 @@
       <w:ind/>
     </w:pPr>
   </w:style>
-  <w:style w:type="paragraph" w:styleId="190">
+  <w:style w:type="paragraph" w:styleId="875">
     <w:name w:val="toc 2"/>
-    <w:basedOn w:val="664"/>
-    <w:next w:val="664"/>
+    <w:basedOn w:val="886"/>
+    <w:next w:val="886"/>
     <w:uiPriority w:val="39"/>
     <w:unhideWhenUsed/>
     <w:pPr>
@@ -36835,10 +37264,10 @@
       <w:ind w:left="220"/>
     </w:pPr>
   </w:style>
-  <w:style w:type="paragraph" w:styleId="191">
+  <w:style w:type="paragraph" w:styleId="876">
     <w:name w:val="toc 3"/>
-    <w:basedOn w:val="664"/>
-    <w:next w:val="664"/>
+    <w:basedOn w:val="886"/>
+    <w:next w:val="886"/>
     <w:uiPriority w:val="39"/>
     <w:unhideWhenUsed/>
     <w:pPr>
@@ -36847,10 +37276,10 @@
       <w:ind w:left="440"/>
     </w:pPr>
   </w:style>
-  <w:style w:type="paragraph" w:styleId="192">
+  <w:style w:type="paragraph" w:styleId="877">
     <w:name w:val="toc 4"/>
-    <w:basedOn w:val="664"/>
-    <w:next w:val="664"/>
+    <w:basedOn w:val="886"/>
+    <w:next w:val="886"/>
     <w:uiPriority w:val="39"/>
     <w:unhideWhenUsed/>
     <w:pPr>
@@ -36859,10 +37288,10 @@
       <w:ind w:left="660"/>
     </w:pPr>
   </w:style>
-  <w:style w:type="paragraph" w:styleId="193">
+  <w:style w:type="paragraph" w:styleId="878">
     <w:name w:val="toc 5"/>
-    <w:basedOn w:val="664"/>
-    <w:next w:val="664"/>
+    <w:basedOn w:val="886"/>
+    <w:next w:val="886"/>
     <w:uiPriority w:val="39"/>
     <w:unhideWhenUsed/>
     <w:pPr>
@@ -36871,10 +37300,10 @@
       <w:ind w:left="880"/>
     </w:pPr>
   </w:style>
-  <w:style w:type="paragraph" w:styleId="194">
+  <w:style w:type="paragraph" w:styleId="879">
     <w:name w:val="toc 6"/>
-    <w:basedOn w:val="664"/>
-    <w:next w:val="664"/>
+    <w:basedOn w:val="886"/>
+    <w:next w:val="886"/>
     <w:uiPriority w:val="39"/>
     <w:unhideWhenUsed/>
     <w:pPr>
@@ -36883,10 +37312,10 @@
       <w:ind w:left="1100"/>
     </w:pPr>
   </w:style>
-  <w:style w:type="paragraph" w:styleId="195">
+  <w:style w:type="paragraph" w:styleId="880">
     <w:name w:val="toc 7"/>
-    <w:basedOn w:val="664"/>
-    <w:next w:val="664"/>
+    <w:basedOn w:val="886"/>
+    <w:next w:val="886"/>
     <w:uiPriority w:val="39"/>
     <w:unhideWhenUsed/>
     <w:pPr>
@@ -36895,10 +37324,10 @@
       <w:ind w:left="1320"/>
     </w:pPr>
   </w:style>
-  <w:style w:type="paragraph" w:styleId="196">
+  <w:style w:type="paragraph" w:styleId="881">
     <w:name w:val="toc 8"/>
-    <w:basedOn w:val="664"/>
-    <w:next w:val="664"/>
+    <w:basedOn w:val="886"/>
+    <w:next w:val="886"/>
     <w:uiPriority w:val="39"/>
     <w:unhideWhenUsed/>
     <w:pPr>
@@ -36907,10 +37336,10 @@
       <w:ind w:left="1540"/>
     </w:pPr>
   </w:style>
-  <w:style w:type="paragraph" w:styleId="197">
+  <w:style w:type="paragraph" w:styleId="882">
     <w:name w:val="toc 9"/>
-    <w:basedOn w:val="664"/>
-    <w:next w:val="664"/>
+    <w:basedOn w:val="886"/>
+    <w:next w:val="886"/>
     <w:uiPriority w:val="39"/>
     <w:unhideWhenUsed/>
     <w:pPr>
@@ -36919,9 +37348,9 @@
       <w:ind w:left="1760"/>
     </w:pPr>
   </w:style>
-  <w:style w:type="character" w:styleId="198">
+  <w:style w:type="character" w:styleId="883">
     <w:name w:val="Placeholder Text"/>
-    <w:basedOn w:val="148"/>
+    <w:basedOn w:val="836"/>
     <w:uiPriority w:val="99"/>
     <w:semiHidden/>
     <w:pPr>
@@ -36933,7 +37362,7 @@
       <w:color w:val="666666"/>
     </w:rPr>
   </w:style>
-  <w:style w:type="paragraph" w:styleId="208">
+  <w:style w:type="paragraph" w:styleId="884">
     <w:name w:val="TOC Heading"/>
     <w:uiPriority w:val="39"/>
     <w:unhideWhenUsed/>
@@ -36943,10 +37372,10 @@
       <w:ind/>
     </w:pPr>
   </w:style>
-  <w:style w:type="paragraph" w:styleId="209">
+  <w:style w:type="paragraph" w:styleId="885">
     <w:name w:val="table of figures"/>
-    <w:basedOn w:val="664"/>
-    <w:next w:val="664"/>
+    <w:basedOn w:val="886"/>
+    <w:next w:val="886"/>
     <w:uiPriority w:val="99"/>
     <w:unhideWhenUsed/>
     <w:pPr>
@@ -36955,7 +37384,7 @@
       <w:ind/>
     </w:pPr>
   </w:style>
-  <w:style w:type="paragraph" w:styleId="664" w:default="1">
+  <w:style w:type="paragraph" w:styleId="886" w:default="1">
     <w:name w:val="Normal"/>
     <w:qFormat/>
     <w:pPr>
@@ -36964,7 +37393,7 @@
       <w:ind/>
     </w:pPr>
   </w:style>
-  <w:style w:type="table" w:styleId="665" w:default="1">
+  <w:style w:type="table" w:styleId="887" w:default="1">
     <w:name w:val="Normal Table"/>
     <w:uiPriority w:val="99"/>
     <w:semiHidden/>
@@ -37157,7 +37586,7 @@
       </w:tcPr>
     </w:tblStylePr>
   </w:style>
-  <w:style w:type="numbering" w:styleId="666" w:default="1">
+  <w:style w:type="numbering" w:styleId="888" w:default="1">
     <w:name w:val="No List"/>
     <w:uiPriority w:val="99"/>
     <w:semiHidden/>
@@ -37168,9 +37597,9 @@
       <w:ind/>
     </w:pPr>
   </w:style>
-  <w:style w:type="paragraph" w:styleId="667">
+  <w:style w:type="paragraph" w:styleId="889">
     <w:name w:val="No Spacing"/>
-    <w:basedOn w:val="664"/>
+    <w:basedOn w:val="886"/>
     <w:uiPriority w:val="1"/>
     <w:qFormat/>
     <w:pPr>
@@ -37179,9 +37608,9 @@
       <w:ind/>
     </w:pPr>
   </w:style>
-  <w:style w:type="paragraph" w:styleId="668">
+  <w:style w:type="paragraph" w:styleId="890">
     <w:name w:val="List Paragraph"/>
-    <w:basedOn w:val="664"/>
+    <w:basedOn w:val="886"/>
     <w:uiPriority w:val="34"/>
     <w:qFormat/>
     <w:pPr>
